--- a/Word_Doc/practical_2.docx
+++ b/Word_Doc/practical_2.docx
@@ -1,6 +1,6 @@
 
 <file path=word/document.xml><?xml version="1.0" encoding="utf-8"?>
-<w:document xmlns:wpc="http://schemas.microsoft.com/office/word/2010/wordprocessingCanvas" xmlns:cx="http://schemas.microsoft.com/office/drawing/2014/chartex" xmlns:cx1="http://schemas.microsoft.com/office/drawing/2015/9/8/chartex" xmlns:cx2="http://schemas.microsoft.com/office/drawing/2015/10/21/chartex" xmlns:cx3="http://schemas.microsoft.com/office/drawing/2016/5/9/chartex" xmlns:cx4="http://schemas.microsoft.com/office/drawing/2016/5/10/chartex" xmlns:cx5="http://schemas.microsoft.com/office/drawing/2016/5/11/chartex" xmlns:cx6="http://schemas.microsoft.com/office/drawing/2016/5/12/chartex" xmlns:cx7="http://schemas.microsoft.com/office/drawing/2016/5/13/chartex" xmlns:cx8="http://schemas.microsoft.com/office/drawing/2016/5/14/chartex" xmlns:mc="http://schemas.openxmlformats.org/markup-compatibility/2006" xmlns:aink="http://schemas.microsoft.com/office/drawing/2016/ink" xmlns:am3d="http://schemas.microsoft.com/office/drawing/2017/model3d" xmlns:o="urn:schemas-microsoft-com:office:office" xmlns:oel="http://schemas.microsoft.com/office/2019/extlst" xmlns:r="http://schemas.openxmlformats.org/officeDocument/2006/relationships" xmlns:m="http://schemas.openxmlformats.org/officeDocument/2006/math" xmlns:v="urn:schemas-microsoft-com:vml" xmlns:wp14="http://schemas.microsoft.com/office/word/2010/wordprocessingDrawing" xmlns:wp="http://schemas.openxmlformats.org/drawingml/2006/wordprocessingDrawing" xmlns:w10="urn:schemas-microsoft-com:office:word" xmlns:w="http://schemas.openxmlformats.org/wordprocessingml/2006/main" xmlns:w14="http://schemas.microsoft.com/office/word/2010/wordml" xmlns:w15="http://schemas.microsoft.com/office/word/2012/wordml" xmlns:w16cei="http://schemas.microsoft.com/office/word/2026/wordml/cei" xmlns:w16cex="http://schemas.microsoft.com/office/word/2018/wordml/cex" xmlns:w16cid="http://schemas.microsoft.com/office/word/2016/wordml/cid" xmlns:w16="http://schemas.microsoft.com/office/word/2018/wordml" xmlns:w16du="http://schemas.microsoft.com/office/word/2023/wordml/word16du" xmlns:w16sdtdh="http://schemas.microsoft.com/office/word/2020/wordml/sdtdatahash" xmlns:w16sdtfl="http://schemas.microsoft.com/office/word/2024/wordml/sdtformatlock" xmlns:w16se="http://schemas.microsoft.com/office/word/2015/wordml/symex" xmlns:wpg="http://schemas.microsoft.com/office/word/2010/wordprocessingGroup" xmlns:wpi="http://schemas.microsoft.com/office/word/2010/wordprocessingInk" xmlns:wne="http://schemas.microsoft.com/office/word/2006/wordml" xmlns:wps="http://schemas.microsoft.com/office/word/2010/wordprocessingShape" mc:Ignorable="w14 w15 w16se w16cid w16 w16cex w16sdtdh w16sdtfl w16du wp14">
+<w:document xmlns:wpc="http://schemas.microsoft.com/office/word/2010/wordprocessingCanvas" xmlns:cx="http://schemas.microsoft.com/office/drawing/2014/chartex" xmlns:cx1="http://schemas.microsoft.com/office/drawing/2015/9/8/chartex" xmlns:cx2="http://schemas.microsoft.com/office/drawing/2015/10/21/chartex" xmlns:cx3="http://schemas.microsoft.com/office/drawing/2016/5/9/chartex" xmlns:cx4="http://schemas.microsoft.com/office/drawing/2016/5/10/chartex" xmlns:cx5="http://schemas.microsoft.com/office/drawing/2016/5/11/chartex" xmlns:cx6="http://schemas.microsoft.com/office/drawing/2016/5/12/chartex" xmlns:cx7="http://schemas.microsoft.com/office/drawing/2016/5/13/chartex" xmlns:cx8="http://schemas.microsoft.com/office/drawing/2016/5/14/chartex" xmlns:mc="http://schemas.openxmlformats.org/markup-compatibility/2006" xmlns:aink="http://schemas.microsoft.com/office/drawing/2016/ink" xmlns:am3d="http://schemas.microsoft.com/office/drawing/2017/model3d" xmlns:o="urn:schemas-microsoft-com:office:office" xmlns:oel="http://schemas.microsoft.com/office/2019/extlst" xmlns:r="http://schemas.openxmlformats.org/officeDocument/2006/relationships" xmlns:m="http://schemas.openxmlformats.org/officeDocument/2006/math" xmlns:v="urn:schemas-microsoft-com:vml" xmlns:wp14="http://schemas.microsoft.com/office/word/2010/wordprocessingDrawing" xmlns:wp="http://schemas.openxmlformats.org/drawingml/2006/wordprocessingDrawing" xmlns:w10="urn:schemas-microsoft-com:office:word" xmlns:w="http://schemas.openxmlformats.org/wordprocessingml/2006/main" xmlns:w14="http://schemas.microsoft.com/office/word/2010/wordml" xmlns:w15="http://schemas.microsoft.com/office/word/2012/wordml" xmlns:w16cex="http://schemas.microsoft.com/office/word/2018/wordml/cex" xmlns:w16cid="http://schemas.microsoft.com/office/word/2016/wordml/cid" xmlns:w16="http://schemas.microsoft.com/office/word/2018/wordml" xmlns:w16du="http://schemas.microsoft.com/office/word/2023/wordml/word16du" xmlns:w16sdtdh="http://schemas.microsoft.com/office/word/2020/wordml/sdtdatahash" xmlns:w16sdtfl="http://schemas.microsoft.com/office/word/2024/wordml/sdtformatlock" xmlns:w16se="http://schemas.microsoft.com/office/word/2015/wordml/symex" xmlns:wpg="http://schemas.microsoft.com/office/word/2010/wordprocessingGroup" xmlns:wpi="http://schemas.microsoft.com/office/word/2010/wordprocessingInk" xmlns:wne="http://schemas.microsoft.com/office/word/2006/wordml" xmlns:wps="http://schemas.microsoft.com/office/word/2010/wordprocessingShape" mc:Ignorable="w14 w15 w16se w16cid w16 w16cex w16sdtdh w16sdtfl w16du wp14">
   <w:body>
     <w:p>
       <w:pPr>
@@ -162,7 +162,6 @@
           <w:shd w:val="clear" w:color="auto" w:fill="FFFFFF"/>
         </w:rPr>
       </w:pPr>
-      <w:proofErr w:type="spellStart"/>
       <w:r>
         <w:rPr>
           <w:rFonts w:ascii="Times New Roman" w:hAnsi="Times New Roman" w:cs="Times New Roman"/>
@@ -174,7 +173,6 @@
         </w:rPr>
         <w:t>cinema_show</w:t>
       </w:r>
-      <w:proofErr w:type="spellEnd"/>
       <w:r>
         <w:rPr>
           <w:rFonts w:ascii="Times New Roman" w:hAnsi="Times New Roman" w:cs="Times New Roman"/>
@@ -283,7 +281,6 @@
           <w:shd w:val="clear" w:color="auto" w:fill="FFFFFF"/>
         </w:rPr>
       </w:pPr>
-      <w:proofErr w:type="spellStart"/>
       <w:r>
         <w:rPr>
           <w:rFonts w:ascii="Times New Roman" w:hAnsi="Times New Roman" w:cs="Times New Roman"/>
@@ -296,7 +293,6 @@
         <w:lastRenderedPageBreak/>
         <w:t>smart_thermostat</w:t>
       </w:r>
-      <w:proofErr w:type="spellEnd"/>
       <w:r>
         <w:rPr>
           <w:rFonts w:ascii="Times New Roman" w:hAnsi="Times New Roman" w:cs="Times New Roman"/>
@@ -508,7 +504,6 @@
           <w:shd w:val="clear" w:color="auto" w:fill="FFFFFF"/>
         </w:rPr>
       </w:pPr>
-      <w:proofErr w:type="spellStart"/>
       <w:r>
         <w:rPr>
           <w:rFonts w:ascii="Times New Roman" w:hAnsi="Times New Roman" w:cs="Times New Roman"/>
@@ -520,7 +515,6 @@
         </w:rPr>
         <w:t>cinema_show</w:t>
       </w:r>
-      <w:proofErr w:type="spellEnd"/>
       <w:r>
         <w:rPr>
           <w:rFonts w:ascii="Times New Roman" w:hAnsi="Times New Roman" w:cs="Times New Roman"/>
@@ -644,7 +638,6 @@
           <w:shd w:val="clear" w:color="auto" w:fill="FFFFFF"/>
         </w:rPr>
       </w:pPr>
-      <w:proofErr w:type="spellStart"/>
       <w:r>
         <w:rPr>
           <w:rFonts w:ascii="Times New Roman" w:hAnsi="Times New Roman" w:cs="Times New Roman"/>
@@ -656,7 +649,6 @@
         </w:rPr>
         <w:t>smart_thermostat</w:t>
       </w:r>
-      <w:proofErr w:type="spellEnd"/>
       <w:r>
         <w:rPr>
           <w:rFonts w:ascii="Times New Roman" w:hAnsi="Times New Roman" w:cs="Times New Roman"/>
@@ -778,15 +770,30 @@
     <w:p>
       <w:pPr>
         <w:spacing w:after="0" w:line="240" w:lineRule="auto"/>
-        <w:rPr>
-          <w:rFonts w:ascii="Times New Roman" w:hAnsi="Times New Roman" w:cs="Times New Roman"/>
-          <w:b/>
-          <w:color w:val="383D48"/>
-          <w:sz w:val="28"/>
-          <w:szCs w:val="28"/>
-          <w:shd w:val="clear" w:color="auto" w:fill="FFFFFF"/>
-        </w:rPr>
-      </w:pPr>
+        <w:jc w:val="center"/>
+        <w:rPr>
+          <w:rFonts w:ascii="Times New Roman" w:hAnsi="Times New Roman" w:cs="Times New Roman"/>
+          <w:b/>
+          <w:color w:val="383D48"/>
+          <w:sz w:val="28"/>
+          <w:szCs w:val="28"/>
+          <w:u w:val="single"/>
+          <w:shd w:val="clear" w:color="auto" w:fill="FFFFFF"/>
+        </w:rPr>
+      </w:pPr>
+      <w:r>
+        <w:rPr>
+          <w:rFonts w:ascii="Times New Roman" w:hAnsi="Times New Roman" w:cs="Times New Roman"/>
+          <w:b/>
+          <w:color w:val="383D48"/>
+          <w:sz w:val="28"/>
+          <w:szCs w:val="28"/>
+          <w:u w:val="single"/>
+          <w:shd w:val="clear" w:color="auto" w:fill="FFFFFF"/>
+        </w:rPr>
+        <w:lastRenderedPageBreak/>
+        <w:t>PART - B</w:t>
+      </w:r>
     </w:p>
     <w:p>
       <w:pPr>
@@ -800,15 +807,2113 @@
           <w:shd w:val="clear" w:color="auto" w:fill="FFFFFF"/>
         </w:rPr>
       </w:pPr>
-      <w:r>
-        <w:rPr>
-          <w:rFonts w:ascii="Times New Roman" w:hAnsi="Times New Roman" w:cs="Times New Roman"/>
-          <w:b/>
-          <w:color w:val="383D48"/>
-          <w:sz w:val="28"/>
-          <w:szCs w:val="28"/>
-          <w:shd w:val="clear" w:color="auto" w:fill="FFFFFF"/>
-        </w:rPr>
+    </w:p>
+    <w:p>
+      <w:pPr>
+        <w:pStyle w:val="ListParagraph"/>
+        <w:numPr>
+          <w:ilvl w:val="0"/>
+          <w:numId w:val="15"/>
+        </w:numPr>
+        <w:spacing w:after="0" w:line="240" w:lineRule="auto"/>
+        <w:rPr>
+          <w:rFonts w:ascii="Times New Roman" w:hAnsi="Times New Roman" w:cs="Times New Roman"/>
+          <w:b/>
+          <w:color w:val="383D48"/>
+          <w:sz w:val="28"/>
+          <w:szCs w:val="28"/>
+          <w:shd w:val="clear" w:color="auto" w:fill="FFFFFF"/>
+        </w:rPr>
+      </w:pPr>
+      <w:r>
+        <w:rPr>
+          <w:rFonts w:ascii="Times New Roman" w:hAnsi="Times New Roman" w:cs="Times New Roman"/>
+          <w:b/>
+          <w:color w:val="383D48"/>
+          <w:sz w:val="28"/>
+          <w:szCs w:val="28"/>
+          <w:shd w:val="clear" w:color="auto" w:fill="FFFFFF"/>
+        </w:rPr>
+        <w:t>Account</w:t>
+      </w:r>
+      <w:r>
+        <w:rPr>
+          <w:rFonts w:ascii="Times New Roman" w:hAnsi="Times New Roman" w:cs="Times New Roman"/>
+          <w:b/>
+          <w:color w:val="383D48"/>
+          <w:sz w:val="28"/>
+          <w:szCs w:val="28"/>
+          <w:shd w:val="clear" w:color="auto" w:fill="FFFFFF"/>
+        </w:rPr>
+        <w:t>.java</w:t>
+      </w:r>
+    </w:p>
+    <w:p>
+      <w:pPr>
+        <w:spacing w:after="0" w:line="240" w:lineRule="auto"/>
+        <w:rPr>
+          <w:rFonts w:ascii="Times New Roman" w:hAnsi="Times New Roman" w:cs="Times New Roman"/>
+          <w:b/>
+          <w:color w:val="383D48"/>
+          <w:sz w:val="28"/>
+          <w:szCs w:val="28"/>
+          <w:shd w:val="clear" w:color="auto" w:fill="FFFFFF"/>
+        </w:rPr>
+      </w:pPr>
+    </w:p>
+    <w:p>
+      <w:pPr>
+        <w:rPr>
+          <w:lang w:val="en-IN"/>
+        </w:rPr>
+      </w:pPr>
+      <w:r>
+        <w:rPr>
+          <w:lang w:val="en-IN"/>
+        </w:rPr>
+        <w:t>package model;</w:t>
+      </w:r>
+    </w:p>
+    <w:p>
+      <w:pPr>
+        <w:rPr>
+          <w:lang w:val="en-IN"/>
+        </w:rPr>
+      </w:pPr>
+    </w:p>
+    <w:p>
+      <w:pPr>
+        <w:rPr>
+          <w:lang w:val="en-IN"/>
+        </w:rPr>
+      </w:pPr>
+      <w:r>
+        <w:rPr>
+          <w:lang w:val="en-IN"/>
+        </w:rPr>
+        <w:t>import exception.*;</w:t>
+      </w:r>
+    </w:p>
+    <w:p>
+      <w:pPr>
+        <w:rPr>
+          <w:lang w:val="en-IN"/>
+        </w:rPr>
+      </w:pPr>
+      <w:r>
+        <w:rPr>
+          <w:lang w:val="en-IN"/>
+        </w:rPr>
+        <w:t>import java.io.*;</w:t>
+      </w:r>
+    </w:p>
+    <w:p>
+      <w:pPr>
+        <w:rPr>
+          <w:lang w:val="en-IN"/>
+        </w:rPr>
+      </w:pPr>
+      <w:r>
+        <w:rPr>
+          <w:lang w:val="en-IN"/>
+        </w:rPr>
+        <w:t>import java.util.Objects;</w:t>
+      </w:r>
+    </w:p>
+    <w:p>
+      <w:pPr>
+        <w:rPr>
+          <w:lang w:val="en-IN"/>
+        </w:rPr>
+      </w:pPr>
+      <w:r>
+        <w:rPr>
+          <w:lang w:val="en-IN"/>
+        </w:rPr>
+        <w:t>import model.annotation.Id;</w:t>
+      </w:r>
+    </w:p>
+    <w:p>
+      <w:pPr>
+        <w:rPr>
+          <w:lang w:val="en-IN"/>
+        </w:rPr>
+      </w:pPr>
+      <w:r>
+        <w:rPr>
+          <w:lang w:val="en-IN"/>
+        </w:rPr>
+        <w:t>import model.annotation.Positive;</w:t>
+      </w:r>
+    </w:p>
+    <w:p>
+      <w:pPr>
+        <w:rPr>
+          <w:lang w:val="en-IN"/>
+        </w:rPr>
+      </w:pPr>
+    </w:p>
+    <w:p>
+      <w:pPr>
+        <w:rPr>
+          <w:lang w:val="en-IN"/>
+        </w:rPr>
+      </w:pPr>
+      <w:r>
+        <w:rPr>
+          <w:lang w:val="en-IN"/>
+        </w:rPr>
+        <w:t>public abstract class Account implements Transactable, Serializable {</w:t>
+      </w:r>
+    </w:p>
+    <w:p>
+      <w:pPr>
+        <w:rPr>
+          <w:lang w:val="en-IN"/>
+        </w:rPr>
+      </w:pPr>
+    </w:p>
+    <w:p>
+      <w:pPr>
+        <w:rPr>
+          <w:lang w:val="en-IN"/>
+        </w:rPr>
+      </w:pPr>
+      <w:r>
+        <w:rPr>
+          <w:lang w:val="en-IN"/>
+        </w:rPr>
+        <w:t>    private static final long serialVersionUID = 1L;</w:t>
+      </w:r>
+    </w:p>
+    <w:p>
+      <w:pPr>
+        <w:rPr>
+          <w:lang w:val="en-IN"/>
+        </w:rPr>
+      </w:pPr>
+      <w:r>
+        <w:rPr>
+          <w:lang w:val="en-IN"/>
+        </w:rPr>
+        <w:t>    private static long counter = 1;</w:t>
+      </w:r>
+    </w:p>
+    <w:p>
+      <w:pPr>
+        <w:rPr>
+          <w:lang w:val="en-IN"/>
+        </w:rPr>
+      </w:pPr>
+      <w:r>
+        <w:rPr>
+          <w:lang w:val="en-IN"/>
+        </w:rPr>
+        <w:t>    @Id</w:t>
+      </w:r>
+    </w:p>
+    <w:p>
+      <w:pPr>
+        <w:rPr>
+          <w:lang w:val="en-IN"/>
+        </w:rPr>
+      </w:pPr>
+      <w:r>
+        <w:rPr>
+          <w:lang w:val="en-IN"/>
+        </w:rPr>
+        <w:t>    private final String accountNumber;</w:t>
+      </w:r>
+    </w:p>
+    <w:p>
+      <w:pPr>
+        <w:rPr>
+          <w:lang w:val="en-IN"/>
+        </w:rPr>
+      </w:pPr>
+      <w:r>
+        <w:rPr>
+          <w:lang w:val="en-IN"/>
+        </w:rPr>
+        <w:t>    private final String ownerName;</w:t>
+      </w:r>
+    </w:p>
+    <w:p>
+      <w:pPr>
+        <w:rPr>
+          <w:lang w:val="en-IN"/>
+        </w:rPr>
+      </w:pPr>
+      <w:r>
+        <w:rPr>
+          <w:lang w:val="en-IN"/>
+        </w:rPr>
+        <w:t>    @Positive</w:t>
+      </w:r>
+    </w:p>
+    <w:p>
+      <w:pPr>
+        <w:rPr>
+          <w:lang w:val="en-IN"/>
+        </w:rPr>
+      </w:pPr>
+      <w:r>
+        <w:rPr>
+          <w:lang w:val="en-IN"/>
+        </w:rPr>
+        <w:t>    private long balance;</w:t>
+      </w:r>
+    </w:p>
+    <w:p>
+      <w:pPr>
+        <w:rPr>
+          <w:lang w:val="en-IN"/>
+        </w:rPr>
+      </w:pPr>
+      <w:r>
+        <w:rPr>
+          <w:lang w:val="en-IN"/>
+        </w:rPr>
+        <w:t>    private boolean active = true;</w:t>
+      </w:r>
+    </w:p>
+    <w:p>
+      <w:pPr>
+        <w:rPr>
+          <w:lang w:val="en-IN"/>
+        </w:rPr>
+      </w:pPr>
+      <w:r>
+        <w:rPr>
+          <w:lang w:val="en-IN"/>
+        </w:rPr>
+        <w:t>    private transient Object lock = new Object();</w:t>
+      </w:r>
+    </w:p>
+    <w:p>
+      <w:pPr>
+        <w:rPr>
+          <w:lang w:val="en-IN"/>
+        </w:rPr>
+      </w:pPr>
+    </w:p>
+    <w:p>
+      <w:pPr>
+        <w:rPr>
+          <w:lang w:val="en-IN"/>
+        </w:rPr>
+      </w:pPr>
+      <w:r>
+        <w:rPr>
+          <w:lang w:val="en-IN"/>
+        </w:rPr>
+        <w:t>    protected Account(String ownerName, long openingBalance) {</w:t>
+      </w:r>
+    </w:p>
+    <w:p>
+      <w:pPr>
+        <w:rPr>
+          <w:lang w:val="en-IN"/>
+        </w:rPr>
+      </w:pPr>
+      <w:r>
+        <w:rPr>
+          <w:lang w:val="en-IN"/>
+        </w:rPr>
+        <w:t>        if (ownerName == null || ownerName.isBlank() || openingBalance &lt; 0) {</w:t>
+      </w:r>
+    </w:p>
+    <w:p>
+      <w:pPr>
+        <w:rPr>
+          <w:lang w:val="en-IN"/>
+        </w:rPr>
+      </w:pPr>
+      <w:r>
+        <w:rPr>
+          <w:lang w:val="en-IN"/>
+        </w:rPr>
+        <w:t>            throw new IllegalArgumentException("Owner and non-negative opening balance are required");</w:t>
+      </w:r>
+    </w:p>
+    <w:p>
+      <w:pPr>
+        <w:rPr>
+          <w:lang w:val="en-IN"/>
+        </w:rPr>
+      </w:pPr>
+      <w:r>
+        <w:rPr>
+          <w:lang w:val="en-IN"/>
+        </w:rPr>
+        <w:lastRenderedPageBreak/>
+        <w:t xml:space="preserve">        </w:t>
+      </w:r>
+    </w:p>
+    <w:p>
+      <w:pPr>
+        <w:rPr>
+          <w:lang w:val="en-IN"/>
+        </w:rPr>
+      </w:pPr>
+      <w:r>
+        <w:rPr>
+          <w:lang w:val="en-IN"/>
+        </w:rPr>
+        <w:t>        }this.accountNumber = nextNumber();</w:t>
+      </w:r>
+    </w:p>
+    <w:p>
+      <w:pPr>
+        <w:rPr>
+          <w:lang w:val="en-IN"/>
+        </w:rPr>
+      </w:pPr>
+      <w:r>
+        <w:rPr>
+          <w:lang w:val="en-IN"/>
+        </w:rPr>
+        <w:t>        this.ownerName = ownerName;</w:t>
+      </w:r>
+    </w:p>
+    <w:p>
+      <w:pPr>
+        <w:rPr>
+          <w:lang w:val="en-IN"/>
+        </w:rPr>
+      </w:pPr>
+      <w:r>
+        <w:rPr>
+          <w:lang w:val="en-IN"/>
+        </w:rPr>
+        <w:t>        this.balance = openingBalance;</w:t>
+      </w:r>
+    </w:p>
+    <w:p>
+      <w:pPr>
+        <w:rPr>
+          <w:lang w:val="en-IN"/>
+        </w:rPr>
+      </w:pPr>
+      <w:r>
+        <w:rPr>
+          <w:lang w:val="en-IN"/>
+        </w:rPr>
+        <w:t>    }</w:t>
+      </w:r>
+    </w:p>
+    <w:p>
+      <w:pPr>
+        <w:rPr>
+          <w:lang w:val="en-IN"/>
+        </w:rPr>
+      </w:pPr>
+    </w:p>
+    <w:p>
+      <w:pPr>
+        <w:rPr>
+          <w:lang w:val="en-IN"/>
+        </w:rPr>
+      </w:pPr>
+      <w:r>
+        <w:rPr>
+          <w:lang w:val="en-IN"/>
+        </w:rPr>
+        <w:t>    private static synchronized String nextNumber() {</w:t>
+      </w:r>
+    </w:p>
+    <w:p>
+      <w:pPr>
+        <w:rPr>
+          <w:lang w:val="en-IN"/>
+        </w:rPr>
+      </w:pPr>
+      <w:r>
+        <w:rPr>
+          <w:lang w:val="en-IN"/>
+        </w:rPr>
+        <w:t>        return String.format("AC%04d", counter++);</w:t>
+      </w:r>
+    </w:p>
+    <w:p>
+      <w:pPr>
+        <w:rPr>
+          <w:lang w:val="en-IN"/>
+        </w:rPr>
+      </w:pPr>
+      <w:r>
+        <w:rPr>
+          <w:lang w:val="en-IN"/>
+        </w:rPr>
+        <w:t>    }</w:t>
+      </w:r>
+    </w:p>
+    <w:p>
+      <w:pPr>
+        <w:rPr>
+          <w:lang w:val="en-IN"/>
+        </w:rPr>
+      </w:pPr>
+    </w:p>
+    <w:p>
+      <w:pPr>
+        <w:rPr>
+          <w:lang w:val="en-IN"/>
+        </w:rPr>
+      </w:pPr>
+      <w:r>
+        <w:rPr>
+          <w:lang w:val="en-IN"/>
+        </w:rPr>
+        <w:t>    public final String getAccountNumber() {</w:t>
+      </w:r>
+    </w:p>
+    <w:p>
+      <w:pPr>
+        <w:rPr>
+          <w:lang w:val="en-IN"/>
+        </w:rPr>
+      </w:pPr>
+      <w:r>
+        <w:rPr>
+          <w:lang w:val="en-IN"/>
+        </w:rPr>
+        <w:t>        return accountNumber;</w:t>
+      </w:r>
+    </w:p>
+    <w:p>
+      <w:pPr>
+        <w:rPr>
+          <w:lang w:val="en-IN"/>
+        </w:rPr>
+      </w:pPr>
+      <w:r>
+        <w:rPr>
+          <w:lang w:val="en-IN"/>
+        </w:rPr>
+        <w:t>    }</w:t>
+      </w:r>
+    </w:p>
+    <w:p>
+      <w:pPr>
+        <w:rPr>
+          <w:lang w:val="en-IN"/>
+        </w:rPr>
+      </w:pPr>
+    </w:p>
+    <w:p>
+      <w:pPr>
+        <w:rPr>
+          <w:lang w:val="en-IN"/>
+        </w:rPr>
+      </w:pPr>
+      <w:r>
+        <w:rPr>
+          <w:lang w:val="en-IN"/>
+        </w:rPr>
+        <w:t>    public final String getOwnerName() {</w:t>
+      </w:r>
+    </w:p>
+    <w:p>
+      <w:pPr>
+        <w:rPr>
+          <w:lang w:val="en-IN"/>
+        </w:rPr>
+      </w:pPr>
+      <w:r>
+        <w:rPr>
+          <w:lang w:val="en-IN"/>
+        </w:rPr>
+        <w:t>        return ownerName;</w:t>
+      </w:r>
+    </w:p>
+    <w:p>
+      <w:pPr>
+        <w:rPr>
+          <w:lang w:val="en-IN"/>
+        </w:rPr>
+      </w:pPr>
+      <w:r>
+        <w:rPr>
+          <w:lang w:val="en-IN"/>
+        </w:rPr>
+        <w:t>    }</w:t>
+      </w:r>
+    </w:p>
+    <w:p>
+      <w:pPr>
+        <w:rPr>
+          <w:lang w:val="en-IN"/>
+        </w:rPr>
+      </w:pPr>
+    </w:p>
+    <w:p>
+      <w:pPr>
+        <w:rPr>
+          <w:lang w:val="en-IN"/>
+        </w:rPr>
+      </w:pPr>
+      <w:r>
+        <w:rPr>
+          <w:lang w:val="en-IN"/>
+        </w:rPr>
+        <w:t>    public final long getBalance() {</w:t>
+      </w:r>
+    </w:p>
+    <w:p>
+      <w:pPr>
+        <w:rPr>
+          <w:lang w:val="en-IN"/>
+        </w:rPr>
+      </w:pPr>
+      <w:r>
+        <w:rPr>
+          <w:lang w:val="en-IN"/>
+        </w:rPr>
+        <w:t>        synchronized (lock) {</w:t>
+      </w:r>
+    </w:p>
+    <w:p>
+      <w:pPr>
+        <w:rPr>
+          <w:lang w:val="en-IN"/>
+        </w:rPr>
+      </w:pPr>
+      <w:r>
+        <w:rPr>
+          <w:lang w:val="en-IN"/>
+        </w:rPr>
+        <w:t>            return balance;</w:t>
+      </w:r>
+    </w:p>
+    <w:p>
+      <w:pPr>
+        <w:rPr>
+          <w:lang w:val="en-IN"/>
+        </w:rPr>
+      </w:pPr>
+      <w:r>
+        <w:rPr>
+          <w:lang w:val="en-IN"/>
+        </w:rPr>
+        <w:t>        }</w:t>
+      </w:r>
+    </w:p>
+    <w:p>
+      <w:pPr>
+        <w:rPr>
+          <w:lang w:val="en-IN"/>
+        </w:rPr>
+      </w:pPr>
+      <w:r>
+        <w:rPr>
+          <w:lang w:val="en-IN"/>
+        </w:rPr>
+        <w:t>    }</w:t>
+      </w:r>
+    </w:p>
+    <w:p>
+      <w:pPr>
+        <w:rPr>
+          <w:lang w:val="en-IN"/>
+        </w:rPr>
+      </w:pPr>
+    </w:p>
+    <w:p>
+      <w:pPr>
+        <w:rPr>
+          <w:lang w:val="en-IN"/>
+        </w:rPr>
+      </w:pPr>
+      <w:r>
+        <w:rPr>
+          <w:lang w:val="en-IN"/>
+        </w:rPr>
+        <w:t>    public final boolean isActive() {</w:t>
+      </w:r>
+    </w:p>
+    <w:p>
+      <w:pPr>
+        <w:rPr>
+          <w:lang w:val="en-IN"/>
+        </w:rPr>
+      </w:pPr>
+      <w:r>
+        <w:rPr>
+          <w:lang w:val="en-IN"/>
+        </w:rPr>
+        <w:lastRenderedPageBreak/>
+        <w:t>        return active;</w:t>
+      </w:r>
+    </w:p>
+    <w:p>
+      <w:pPr>
+        <w:rPr>
+          <w:lang w:val="en-IN"/>
+        </w:rPr>
+      </w:pPr>
+      <w:r>
+        <w:rPr>
+          <w:lang w:val="en-IN"/>
+        </w:rPr>
+        <w:t>    }</w:t>
+      </w:r>
+    </w:p>
+    <w:p>
+      <w:pPr>
+        <w:rPr>
+          <w:lang w:val="en-IN"/>
+        </w:rPr>
+      </w:pPr>
+    </w:p>
+    <w:p>
+      <w:pPr>
+        <w:rPr>
+          <w:lang w:val="en-IN"/>
+        </w:rPr>
+      </w:pPr>
+      <w:r>
+        <w:rPr>
+          <w:lang w:val="en-IN"/>
+        </w:rPr>
+        <w:t>    protected final Object accountLock() {</w:t>
+      </w:r>
+    </w:p>
+    <w:p>
+      <w:pPr>
+        <w:rPr>
+          <w:lang w:val="en-IN"/>
+        </w:rPr>
+      </w:pPr>
+      <w:r>
+        <w:rPr>
+          <w:lang w:val="en-IN"/>
+        </w:rPr>
+        <w:t>        return lock;</w:t>
+      </w:r>
+    </w:p>
+    <w:p>
+      <w:pPr>
+        <w:rPr>
+          <w:lang w:val="en-IN"/>
+        </w:rPr>
+      </w:pPr>
+      <w:r>
+        <w:rPr>
+          <w:lang w:val="en-IN"/>
+        </w:rPr>
+        <w:t>    }</w:t>
+      </w:r>
+    </w:p>
+    <w:p>
+      <w:pPr>
+        <w:rPr>
+          <w:lang w:val="en-IN"/>
+        </w:rPr>
+      </w:pPr>
+    </w:p>
+    <w:p>
+      <w:pPr>
+        <w:rPr>
+          <w:lang w:val="en-IN"/>
+        </w:rPr>
+      </w:pPr>
+      <w:r>
+        <w:rPr>
+          <w:lang w:val="en-IN"/>
+        </w:rPr>
+        <w:t>    protected final long balanceUnsafe() {</w:t>
+      </w:r>
+    </w:p>
+    <w:p>
+      <w:pPr>
+        <w:rPr>
+          <w:lang w:val="en-IN"/>
+        </w:rPr>
+      </w:pPr>
+      <w:r>
+        <w:rPr>
+          <w:lang w:val="en-IN"/>
+        </w:rPr>
+        <w:t>        return balance;</w:t>
+      </w:r>
+    </w:p>
+    <w:p>
+      <w:pPr>
+        <w:rPr>
+          <w:lang w:val="en-IN"/>
+        </w:rPr>
+      </w:pPr>
+      <w:r>
+        <w:rPr>
+          <w:lang w:val="en-IN"/>
+        </w:rPr>
+        <w:t>    }</w:t>
+      </w:r>
+    </w:p>
+    <w:p>
+      <w:pPr>
+        <w:rPr>
+          <w:lang w:val="en-IN"/>
+        </w:rPr>
+      </w:pPr>
+    </w:p>
+    <w:p>
+      <w:pPr>
+        <w:rPr>
+          <w:lang w:val="en-IN"/>
+        </w:rPr>
+      </w:pPr>
+      <w:r>
+        <w:rPr>
+          <w:lang w:val="en-IN"/>
+        </w:rPr>
+        <w:t>    @Override</w:t>
+      </w:r>
+    </w:p>
+    <w:p>
+      <w:pPr>
+        <w:rPr>
+          <w:lang w:val="en-IN"/>
+        </w:rPr>
+      </w:pPr>
+      <w:r>
+        <w:rPr>
+          <w:lang w:val="en-IN"/>
+        </w:rPr>
+        <w:t>    public final void deposit(long amount) throws InvalidAmountException {</w:t>
+      </w:r>
+    </w:p>
+    <w:p>
+      <w:pPr>
+        <w:rPr>
+          <w:lang w:val="en-IN"/>
+        </w:rPr>
+      </w:pPr>
+      <w:r>
+        <w:rPr>
+          <w:lang w:val="en-IN"/>
+        </w:rPr>
+        <w:t>        synchronized (lock) {</w:t>
+      </w:r>
+    </w:p>
+    <w:p>
+      <w:pPr>
+        <w:rPr>
+          <w:lang w:val="en-IN"/>
+        </w:rPr>
+      </w:pPr>
+      <w:r>
+        <w:rPr>
+          <w:lang w:val="en-IN"/>
+        </w:rPr>
+        <w:t>            validateAmount(amount);</w:t>
+      </w:r>
+    </w:p>
+    <w:p>
+      <w:pPr>
+        <w:rPr>
+          <w:lang w:val="en-IN"/>
+        </w:rPr>
+      </w:pPr>
+      <w:r>
+        <w:rPr>
+          <w:lang w:val="en-IN"/>
+        </w:rPr>
+        <w:t>            balance = Math.addExact(balance, amount);</w:t>
+      </w:r>
+    </w:p>
+    <w:p>
+      <w:pPr>
+        <w:rPr>
+          <w:lang w:val="en-IN"/>
+        </w:rPr>
+      </w:pPr>
+      <w:r>
+        <w:rPr>
+          <w:lang w:val="en-IN"/>
+        </w:rPr>
+        <w:t>        }</w:t>
+      </w:r>
+    </w:p>
+    <w:p>
+      <w:pPr>
+        <w:rPr>
+          <w:lang w:val="en-IN"/>
+        </w:rPr>
+      </w:pPr>
+      <w:r>
+        <w:rPr>
+          <w:lang w:val="en-IN"/>
+        </w:rPr>
+        <w:t>    }</w:t>
+      </w:r>
+    </w:p>
+    <w:p>
+      <w:pPr>
+        <w:rPr>
+          <w:lang w:val="en-IN"/>
+        </w:rPr>
+      </w:pPr>
+    </w:p>
+    <w:p>
+      <w:pPr>
+        <w:rPr>
+          <w:lang w:val="en-IN"/>
+        </w:rPr>
+      </w:pPr>
+      <w:r>
+        <w:rPr>
+          <w:lang w:val="en-IN"/>
+        </w:rPr>
+        <w:t>    @Override</w:t>
+      </w:r>
+    </w:p>
+    <w:p>
+      <w:pPr>
+        <w:rPr>
+          <w:lang w:val="en-IN"/>
+        </w:rPr>
+      </w:pPr>
+      <w:r>
+        <w:rPr>
+          <w:lang w:val="en-IN"/>
+        </w:rPr>
+        <w:t>    public final boolean withdraw(long amount) throws InsufficientFundsException, InvalidAmountException {</w:t>
+      </w:r>
+    </w:p>
+    <w:p>
+      <w:pPr>
+        <w:rPr>
+          <w:lang w:val="en-IN"/>
+        </w:rPr>
+      </w:pPr>
+      <w:r>
+        <w:rPr>
+          <w:lang w:val="en-IN"/>
+        </w:rPr>
+        <w:t>        synchronized (lock) {</w:t>
+      </w:r>
+    </w:p>
+    <w:p>
+      <w:pPr>
+        <w:rPr>
+          <w:lang w:val="en-IN"/>
+        </w:rPr>
+      </w:pPr>
+      <w:r>
+        <w:rPr>
+          <w:lang w:val="en-IN"/>
+        </w:rPr>
+        <w:t>            validateAmount(amount);</w:t>
+      </w:r>
+    </w:p>
+    <w:p>
+      <w:pPr>
+        <w:rPr>
+          <w:lang w:val="en-IN"/>
+        </w:rPr>
+      </w:pPr>
+      <w:r>
+        <w:rPr>
+          <w:lang w:val="en-IN"/>
+        </w:rPr>
+        <w:t>            if (!canWithdraw(amount)) {</w:t>
+      </w:r>
+    </w:p>
+    <w:p>
+      <w:pPr>
+        <w:rPr>
+          <w:lang w:val="en-IN"/>
+        </w:rPr>
+      </w:pPr>
+      <w:r>
+        <w:rPr>
+          <w:lang w:val="en-IN"/>
+        </w:rPr>
+        <w:lastRenderedPageBreak/>
+        <w:t>                throw new InsufficientFundsException("Withdrawal denied by account policy", Math.max(0, amount - Math.max(0, balance)));</w:t>
+      </w:r>
+    </w:p>
+    <w:p>
+      <w:pPr>
+        <w:rPr>
+          <w:lang w:val="en-IN"/>
+        </w:rPr>
+      </w:pPr>
+      <w:r>
+        <w:rPr>
+          <w:lang w:val="en-IN"/>
+        </w:rPr>
+        <w:t xml:space="preserve">            </w:t>
+      </w:r>
+    </w:p>
+    <w:p>
+      <w:pPr>
+        <w:rPr>
+          <w:lang w:val="en-IN"/>
+        </w:rPr>
+      </w:pPr>
+      <w:r>
+        <w:rPr>
+          <w:lang w:val="en-IN"/>
+        </w:rPr>
+        <w:t>            }balance -= amount;</w:t>
+      </w:r>
+    </w:p>
+    <w:p>
+      <w:pPr>
+        <w:rPr>
+          <w:lang w:val="en-IN"/>
+        </w:rPr>
+      </w:pPr>
+      <w:r>
+        <w:rPr>
+          <w:lang w:val="en-IN"/>
+        </w:rPr>
+        <w:t>            return true;</w:t>
+      </w:r>
+    </w:p>
+    <w:p>
+      <w:pPr>
+        <w:rPr>
+          <w:lang w:val="en-IN"/>
+        </w:rPr>
+      </w:pPr>
+      <w:r>
+        <w:rPr>
+          <w:lang w:val="en-IN"/>
+        </w:rPr>
+        <w:t>        }</w:t>
+      </w:r>
+    </w:p>
+    <w:p>
+      <w:pPr>
+        <w:rPr>
+          <w:lang w:val="en-IN"/>
+        </w:rPr>
+      </w:pPr>
+      <w:r>
+        <w:rPr>
+          <w:lang w:val="en-IN"/>
+        </w:rPr>
+        <w:t>    }</w:t>
+      </w:r>
+    </w:p>
+    <w:p>
+      <w:pPr>
+        <w:rPr>
+          <w:lang w:val="en-IN"/>
+        </w:rPr>
+      </w:pPr>
+    </w:p>
+    <w:p>
+      <w:pPr>
+        <w:rPr>
+          <w:lang w:val="en-IN"/>
+        </w:rPr>
+      </w:pPr>
+      <w:r>
+        <w:rPr>
+          <w:lang w:val="en-IN"/>
+        </w:rPr>
+        <w:t>    public final void transfer(Account to, long amount) throws BankException {</w:t>
+      </w:r>
+    </w:p>
+    <w:p>
+      <w:pPr>
+        <w:rPr>
+          <w:lang w:val="en-IN"/>
+        </w:rPr>
+      </w:pPr>
+      <w:r>
+        <w:rPr>
+          <w:lang w:val="en-IN"/>
+        </w:rPr>
+        <w:t>        if (to == null) {</w:t>
+      </w:r>
+    </w:p>
+    <w:p>
+      <w:pPr>
+        <w:rPr>
+          <w:lang w:val="en-IN"/>
+        </w:rPr>
+      </w:pPr>
+      <w:r>
+        <w:rPr>
+          <w:lang w:val="en-IN"/>
+        </w:rPr>
+        <w:t>            throw new AccountNotFoundException("Destination account is required");</w:t>
+      </w:r>
+    </w:p>
+    <w:p>
+      <w:pPr>
+        <w:rPr>
+          <w:lang w:val="en-IN"/>
+        </w:rPr>
+      </w:pPr>
+      <w:r>
+        <w:rPr>
+          <w:lang w:val="en-IN"/>
+        </w:rPr>
+        <w:t xml:space="preserve">        </w:t>
+      </w:r>
+    </w:p>
+    <w:p>
+      <w:pPr>
+        <w:rPr>
+          <w:lang w:val="en-IN"/>
+        </w:rPr>
+      </w:pPr>
+      <w:r>
+        <w:rPr>
+          <w:lang w:val="en-IN"/>
+        </w:rPr>
+        <w:t>        }if (to == this) {</w:t>
+      </w:r>
+    </w:p>
+    <w:p>
+      <w:pPr>
+        <w:rPr>
+          <w:lang w:val="en-IN"/>
+        </w:rPr>
+      </w:pPr>
+      <w:r>
+        <w:rPr>
+          <w:lang w:val="en-IN"/>
+        </w:rPr>
+        <w:t>            throw new BankException("Cannot transfer to the same account");</w:t>
+      </w:r>
+    </w:p>
+    <w:p>
+      <w:pPr>
+        <w:rPr>
+          <w:lang w:val="en-IN"/>
+        </w:rPr>
+      </w:pPr>
+      <w:r>
+        <w:rPr>
+          <w:lang w:val="en-IN"/>
+        </w:rPr>
+        <w:t xml:space="preserve">        </w:t>
+      </w:r>
+    </w:p>
+    <w:p>
+      <w:pPr>
+        <w:rPr>
+          <w:lang w:val="en-IN"/>
+        </w:rPr>
+      </w:pPr>
+      <w:r>
+        <w:rPr>
+          <w:lang w:val="en-IN"/>
+        </w:rPr>
+        <w:t>        }Account first = this.accountNumber.compareTo(to.accountNumber) &lt; 0 ? this : to;</w:t>
+      </w:r>
+    </w:p>
+    <w:p>
+      <w:pPr>
+        <w:rPr>
+          <w:lang w:val="en-IN"/>
+        </w:rPr>
+      </w:pPr>
+      <w:r>
+        <w:rPr>
+          <w:lang w:val="en-IN"/>
+        </w:rPr>
+        <w:t>        Account second = first == this ? to : this;</w:t>
+      </w:r>
+    </w:p>
+    <w:p>
+      <w:pPr>
+        <w:rPr>
+          <w:lang w:val="en-IN"/>
+        </w:rPr>
+      </w:pPr>
+      <w:r>
+        <w:rPr>
+          <w:lang w:val="en-IN"/>
+        </w:rPr>
+        <w:t>        synchronized (first.lock) {</w:t>
+      </w:r>
+    </w:p>
+    <w:p>
+      <w:pPr>
+        <w:rPr>
+          <w:lang w:val="en-IN"/>
+        </w:rPr>
+      </w:pPr>
+      <w:r>
+        <w:rPr>
+          <w:lang w:val="en-IN"/>
+        </w:rPr>
+        <w:t>            synchronized (second.lock) {</w:t>
+      </w:r>
+    </w:p>
+    <w:p>
+      <w:pPr>
+        <w:rPr>
+          <w:lang w:val="en-IN"/>
+        </w:rPr>
+      </w:pPr>
+      <w:r>
+        <w:rPr>
+          <w:lang w:val="en-IN"/>
+        </w:rPr>
+        <w:t>                try {</w:t>
+      </w:r>
+    </w:p>
+    <w:p>
+      <w:pPr>
+        <w:rPr>
+          <w:lang w:val="en-IN"/>
+        </w:rPr>
+      </w:pPr>
+      <w:r>
+        <w:rPr>
+          <w:lang w:val="en-IN"/>
+        </w:rPr>
+        <w:t>                    validateAmount(amount);</w:t>
+      </w:r>
+    </w:p>
+    <w:p>
+      <w:pPr>
+        <w:rPr>
+          <w:lang w:val="en-IN"/>
+        </w:rPr>
+      </w:pPr>
+      <w:r>
+        <w:rPr>
+          <w:lang w:val="en-IN"/>
+        </w:rPr>
+        <w:t>                    if (!canWithdraw(amount)) {</w:t>
+      </w:r>
+    </w:p>
+    <w:p>
+      <w:pPr>
+        <w:rPr>
+          <w:lang w:val="en-IN"/>
+        </w:rPr>
+      </w:pPr>
+      <w:r>
+        <w:rPr>
+          <w:lang w:val="en-IN"/>
+        </w:rPr>
+        <w:t>                        throw new InsufficientFundsException("Transfer denied by account policy", Math.max(0, amount - Math.max(0, balance)));</w:t>
+      </w:r>
+    </w:p>
+    <w:p>
+      <w:pPr>
+        <w:rPr>
+          <w:lang w:val="en-IN"/>
+        </w:rPr>
+      </w:pPr>
+      <w:r>
+        <w:rPr>
+          <w:lang w:val="en-IN"/>
+        </w:rPr>
+        <w:t xml:space="preserve">                    </w:t>
+      </w:r>
+    </w:p>
+    <w:p>
+      <w:pPr>
+        <w:rPr>
+          <w:lang w:val="en-IN"/>
+        </w:rPr>
+      </w:pPr>
+      <w:r>
+        <w:rPr>
+          <w:lang w:val="en-IN"/>
+        </w:rPr>
+        <w:t>                    }this.balance -= amount;</w:t>
+      </w:r>
+    </w:p>
+    <w:p>
+      <w:pPr>
+        <w:rPr>
+          <w:lang w:val="en-IN"/>
+        </w:rPr>
+      </w:pPr>
+      <w:r>
+        <w:rPr>
+          <w:lang w:val="en-IN"/>
+        </w:rPr>
+        <w:lastRenderedPageBreak/>
+        <w:t>                    try {</w:t>
+      </w:r>
+    </w:p>
+    <w:p>
+      <w:pPr>
+        <w:rPr>
+          <w:lang w:val="en-IN"/>
+        </w:rPr>
+      </w:pPr>
+      <w:r>
+        <w:rPr>
+          <w:lang w:val="en-IN"/>
+        </w:rPr>
+        <w:t>                        to.balance = Math.addExact(to.balance, amount);</w:t>
+      </w:r>
+    </w:p>
+    <w:p>
+      <w:pPr>
+        <w:rPr>
+          <w:lang w:val="en-IN"/>
+        </w:rPr>
+      </w:pPr>
+      <w:r>
+        <w:rPr>
+          <w:lang w:val="en-IN"/>
+        </w:rPr>
+        <w:t>                    } catch (ArithmeticException e) {</w:t>
+      </w:r>
+    </w:p>
+    <w:p>
+      <w:pPr>
+        <w:rPr>
+          <w:lang w:val="en-IN"/>
+        </w:rPr>
+      </w:pPr>
+      <w:r>
+        <w:rPr>
+          <w:lang w:val="en-IN"/>
+        </w:rPr>
+        <w:t>                        this.balance += amount;</w:t>
+      </w:r>
+    </w:p>
+    <w:p>
+      <w:pPr>
+        <w:rPr>
+          <w:lang w:val="en-IN"/>
+        </w:rPr>
+      </w:pPr>
+      <w:r>
+        <w:rPr>
+          <w:lang w:val="en-IN"/>
+        </w:rPr>
+        <w:t>                        throw new BankException("Transfer rolled back", e);</w:t>
+      </w:r>
+    </w:p>
+    <w:p>
+      <w:pPr>
+        <w:rPr>
+          <w:lang w:val="en-IN"/>
+        </w:rPr>
+      </w:pPr>
+      <w:r>
+        <w:rPr>
+          <w:lang w:val="en-IN"/>
+        </w:rPr>
+        <w:t>                    }</w:t>
+      </w:r>
+    </w:p>
+    <w:p>
+      <w:pPr>
+        <w:rPr>
+          <w:lang w:val="en-IN"/>
+        </w:rPr>
+      </w:pPr>
+      <w:r>
+        <w:rPr>
+          <w:lang w:val="en-IN"/>
+        </w:rPr>
+        <w:t>                } finally {</w:t>
+      </w:r>
+    </w:p>
+    <w:p>
+      <w:pPr>
+        <w:rPr>
+          <w:lang w:val="en-IN"/>
+        </w:rPr>
+      </w:pPr>
+      <w:r>
+        <w:rPr>
+          <w:lang w:val="en-IN"/>
+        </w:rPr>
+        <w:t>                    /* locks release automatically */ }</w:t>
+      </w:r>
+    </w:p>
+    <w:p>
+      <w:pPr>
+        <w:rPr>
+          <w:lang w:val="en-IN"/>
+        </w:rPr>
+      </w:pPr>
+      <w:r>
+        <w:rPr>
+          <w:lang w:val="en-IN"/>
+        </w:rPr>
+        <w:t>            }</w:t>
+      </w:r>
+    </w:p>
+    <w:p>
+      <w:pPr>
+        <w:rPr>
+          <w:lang w:val="en-IN"/>
+        </w:rPr>
+      </w:pPr>
+      <w:r>
+        <w:rPr>
+          <w:lang w:val="en-IN"/>
+        </w:rPr>
+        <w:t>        }</w:t>
+      </w:r>
+    </w:p>
+    <w:p>
+      <w:pPr>
+        <w:rPr>
+          <w:lang w:val="en-IN"/>
+        </w:rPr>
+      </w:pPr>
+      <w:r>
+        <w:rPr>
+          <w:lang w:val="en-IN"/>
+        </w:rPr>
+        <w:t>    }</w:t>
+      </w:r>
+    </w:p>
+    <w:p>
+      <w:pPr>
+        <w:rPr>
+          <w:lang w:val="en-IN"/>
+        </w:rPr>
+      </w:pPr>
+    </w:p>
+    <w:p>
+      <w:pPr>
+        <w:rPr>
+          <w:lang w:val="en-IN"/>
+        </w:rPr>
+      </w:pPr>
+      <w:r>
+        <w:rPr>
+          <w:lang w:val="en-IN"/>
+        </w:rPr>
+        <w:t>    private static void validateAmount(long amount) throws InvalidAmountException {</w:t>
+      </w:r>
+    </w:p>
+    <w:p>
+      <w:pPr>
+        <w:rPr>
+          <w:lang w:val="en-IN"/>
+        </w:rPr>
+      </w:pPr>
+      <w:r>
+        <w:rPr>
+          <w:lang w:val="en-IN"/>
+        </w:rPr>
+        <w:t>        if (amount &lt;= 0) {</w:t>
+      </w:r>
+    </w:p>
+    <w:p>
+      <w:pPr>
+        <w:rPr>
+          <w:lang w:val="en-IN"/>
+        </w:rPr>
+      </w:pPr>
+      <w:r>
+        <w:rPr>
+          <w:lang w:val="en-IN"/>
+        </w:rPr>
+        <w:t>            throw new InvalidAmountException("Amount must be positive");</w:t>
+      </w:r>
+    </w:p>
+    <w:p>
+      <w:pPr>
+        <w:rPr>
+          <w:lang w:val="en-IN"/>
+        </w:rPr>
+      </w:pPr>
+      <w:r>
+        <w:rPr>
+          <w:lang w:val="en-IN"/>
+        </w:rPr>
+        <w:t xml:space="preserve">    </w:t>
+      </w:r>
+    </w:p>
+    <w:p>
+      <w:pPr>
+        <w:rPr>
+          <w:lang w:val="en-IN"/>
+        </w:rPr>
+      </w:pPr>
+      <w:r>
+        <w:rPr>
+          <w:lang w:val="en-IN"/>
+        </w:rPr>
+        <w:t>        }}</w:t>
+      </w:r>
+    </w:p>
+    <w:p>
+      <w:pPr>
+        <w:rPr>
+          <w:lang w:val="en-IN"/>
+        </w:rPr>
+      </w:pPr>
+    </w:p>
+    <w:p>
+      <w:pPr>
+        <w:rPr>
+          <w:lang w:val="en-IN"/>
+        </w:rPr>
+      </w:pPr>
+      <w:r>
+        <w:rPr>
+          <w:lang w:val="en-IN"/>
+        </w:rPr>
+        <w:t>    public abstract double interestRate();</w:t>
+      </w:r>
+    </w:p>
+    <w:p>
+      <w:pPr>
+        <w:rPr>
+          <w:lang w:val="en-IN"/>
+        </w:rPr>
+      </w:pPr>
+    </w:p>
+    <w:p>
+      <w:pPr>
+        <w:rPr>
+          <w:lang w:val="en-IN"/>
+        </w:rPr>
+      </w:pPr>
+      <w:r>
+        <w:rPr>
+          <w:lang w:val="en-IN"/>
+        </w:rPr>
+        <w:t>    public abstract boolean canWithdraw(long amount);</w:t>
+      </w:r>
+    </w:p>
+    <w:p>
+      <w:pPr>
+        <w:rPr>
+          <w:lang w:val="en-IN"/>
+        </w:rPr>
+      </w:pPr>
+    </w:p>
+    <w:p>
+      <w:pPr>
+        <w:rPr>
+          <w:lang w:val="en-IN"/>
+        </w:rPr>
+      </w:pPr>
+      <w:r>
+        <w:rPr>
+          <w:lang w:val="en-IN"/>
+        </w:rPr>
+        <w:t>    public final double monthlyInterest() {</w:t>
+      </w:r>
+    </w:p>
+    <w:p>
+      <w:pPr>
+        <w:rPr>
+          <w:lang w:val="en-IN"/>
+        </w:rPr>
+      </w:pPr>
+      <w:r>
+        <w:rPr>
+          <w:lang w:val="en-IN"/>
+        </w:rPr>
+        <w:t>        return getBalance() * interestRate() / 1200.0;</w:t>
+      </w:r>
+    </w:p>
+    <w:p>
+      <w:pPr>
+        <w:rPr>
+          <w:lang w:val="en-IN"/>
+        </w:rPr>
+      </w:pPr>
+      <w:r>
+        <w:rPr>
+          <w:lang w:val="en-IN"/>
+        </w:rPr>
+        <w:t>    }</w:t>
+      </w:r>
+    </w:p>
+    <w:p>
+      <w:pPr>
+        <w:rPr>
+          <w:lang w:val="en-IN"/>
+        </w:rPr>
+      </w:pPr>
+    </w:p>
+    <w:p>
+      <w:pPr>
+        <w:rPr>
+          <w:lang w:val="en-IN"/>
+        </w:rPr>
+      </w:pPr>
+      <w:r>
+        <w:rPr>
+          <w:lang w:val="en-IN"/>
+        </w:rPr>
+        <w:t>    @Override</w:t>
+      </w:r>
+    </w:p>
+    <w:p>
+      <w:pPr>
+        <w:rPr>
+          <w:lang w:val="en-IN"/>
+        </w:rPr>
+      </w:pPr>
+      <w:r>
+        <w:rPr>
+          <w:lang w:val="en-IN"/>
+        </w:rPr>
+        <w:t>    public final boolean equals(Object other) {</w:t>
+      </w:r>
+    </w:p>
+    <w:p>
+      <w:pPr>
+        <w:rPr>
+          <w:lang w:val="en-IN"/>
+        </w:rPr>
+      </w:pPr>
+      <w:r>
+        <w:rPr>
+          <w:lang w:val="en-IN"/>
+        </w:rPr>
+        <w:t>        return other instanceof Account a &amp;&amp; accountNumber.equals(a.accountNumber);</w:t>
+      </w:r>
+    </w:p>
+    <w:p>
+      <w:pPr>
+        <w:rPr>
+          <w:lang w:val="en-IN"/>
+        </w:rPr>
+      </w:pPr>
+      <w:r>
+        <w:rPr>
+          <w:lang w:val="en-IN"/>
+        </w:rPr>
+        <w:t>    }</w:t>
+      </w:r>
+    </w:p>
+    <w:p>
+      <w:pPr>
+        <w:rPr>
+          <w:lang w:val="en-IN"/>
+        </w:rPr>
+      </w:pPr>
+    </w:p>
+    <w:p>
+      <w:pPr>
+        <w:rPr>
+          <w:lang w:val="en-IN"/>
+        </w:rPr>
+      </w:pPr>
+      <w:r>
+        <w:rPr>
+          <w:lang w:val="en-IN"/>
+        </w:rPr>
+        <w:t>    @Override</w:t>
+      </w:r>
+    </w:p>
+    <w:p>
+      <w:pPr>
+        <w:rPr>
+          <w:lang w:val="en-IN"/>
+        </w:rPr>
+      </w:pPr>
+      <w:r>
+        <w:rPr>
+          <w:lang w:val="en-IN"/>
+        </w:rPr>
+        <w:t>    public final int hashCode() {</w:t>
+      </w:r>
+    </w:p>
+    <w:p>
+      <w:pPr>
+        <w:rPr>
+          <w:lang w:val="en-IN"/>
+        </w:rPr>
+      </w:pPr>
+      <w:r>
+        <w:rPr>
+          <w:lang w:val="en-IN"/>
+        </w:rPr>
+        <w:t>        return Objects.hash(accountNumber);</w:t>
+      </w:r>
+    </w:p>
+    <w:p>
+      <w:pPr>
+        <w:rPr>
+          <w:lang w:val="en-IN"/>
+        </w:rPr>
+      </w:pPr>
+      <w:r>
+        <w:rPr>
+          <w:lang w:val="en-IN"/>
+        </w:rPr>
+        <w:t>    }</w:t>
+      </w:r>
+    </w:p>
+    <w:p>
+      <w:pPr>
+        <w:rPr>
+          <w:lang w:val="en-IN"/>
+        </w:rPr>
+      </w:pPr>
+    </w:p>
+    <w:p>
+      <w:pPr>
+        <w:rPr>
+          <w:lang w:val="en-IN"/>
+        </w:rPr>
+      </w:pPr>
+      <w:r>
+        <w:rPr>
+          <w:lang w:val="en-IN"/>
+        </w:rPr>
+        <w:t>    @Override</w:t>
+      </w:r>
+    </w:p>
+    <w:p>
+      <w:pPr>
+        <w:rPr>
+          <w:lang w:val="en-IN"/>
+        </w:rPr>
+      </w:pPr>
+      <w:r>
+        <w:rPr>
+          <w:lang w:val="en-IN"/>
+        </w:rPr>
+        <w:t>    public String toString() {</w:t>
+      </w:r>
+    </w:p>
+    <w:p>
+      <w:pPr>
+        <w:rPr>
+          <w:lang w:val="en-IN"/>
+        </w:rPr>
+      </w:pPr>
+      <w:r>
+        <w:rPr>
+          <w:lang w:val="en-IN"/>
+        </w:rPr>
+        <w:t>        return "%s{number=%s, owner=%s, balance=%d, active=%s}".formatted(getClass().getSimpleName(), accountNumber, ownerName, getBalance(), active);</w:t>
+      </w:r>
+    </w:p>
+    <w:p>
+      <w:pPr>
+        <w:rPr>
+          <w:lang w:val="en-IN"/>
+        </w:rPr>
+      </w:pPr>
+      <w:r>
+        <w:rPr>
+          <w:lang w:val="en-IN"/>
+        </w:rPr>
+        <w:t>    }</w:t>
+      </w:r>
+    </w:p>
+    <w:p>
+      <w:pPr>
+        <w:rPr>
+          <w:lang w:val="en-IN"/>
+        </w:rPr>
+      </w:pPr>
+    </w:p>
+    <w:p>
+      <w:pPr>
+        <w:rPr>
+          <w:lang w:val="en-IN"/>
+        </w:rPr>
+      </w:pPr>
+      <w:r>
+        <w:rPr>
+          <w:lang w:val="en-IN"/>
+        </w:rPr>
+        <w:t>    private void readObject(ObjectInputStream in) throws IOException, ClassNotFoundException {</w:t>
+      </w:r>
+    </w:p>
+    <w:p>
+      <w:pPr>
+        <w:rPr>
+          <w:lang w:val="en-IN"/>
+        </w:rPr>
+      </w:pPr>
+      <w:r>
+        <w:rPr>
+          <w:lang w:val="en-IN"/>
+        </w:rPr>
+        <w:t>        in.defaultReadObject();</w:t>
+      </w:r>
+    </w:p>
+    <w:p>
+      <w:pPr>
+        <w:rPr>
+          <w:lang w:val="en-IN"/>
+        </w:rPr>
+      </w:pPr>
+      <w:r>
+        <w:rPr>
+          <w:lang w:val="en-IN"/>
+        </w:rPr>
+        <w:t>        lock = new Object();</w:t>
+      </w:r>
+    </w:p>
+    <w:p>
+      <w:pPr>
+        <w:rPr>
+          <w:lang w:val="en-IN"/>
+        </w:rPr>
+      </w:pPr>
+      <w:r>
+        <w:rPr>
+          <w:lang w:val="en-IN"/>
+        </w:rPr>
+        <w:t>    }</w:t>
+      </w:r>
+    </w:p>
+    <w:p>
+      <w:pPr>
+        <w:rPr>
+          <w:lang w:val="en-IN"/>
+        </w:rPr>
+      </w:pPr>
+      <w:r>
+        <w:rPr>
+          <w:lang w:val="en-IN"/>
+        </w:rPr>
+        <w:t>}</w:t>
+      </w:r>
+    </w:p>
+    <w:p>
+      <w:pPr>
+        <w:rPr>
+          <w:lang w:val="en-IN"/>
+        </w:rPr>
+      </w:pPr>
+    </w:p>
+    <w:p>
+      <w:pPr>
+        <w:spacing w:after="0" w:line="240" w:lineRule="auto"/>
+        <w:rPr>
+          <w:rFonts w:ascii="Times New Roman" w:hAnsi="Times New Roman" w:cs="Times New Roman"/>
+          <w:b/>
+          <w:color w:val="383D48"/>
+          <w:sz w:val="28"/>
+          <w:szCs w:val="28"/>
+          <w:shd w:val="clear" w:color="auto" w:fill="FFFFFF"/>
+        </w:rPr>
+      </w:pPr>
+    </w:p>
+    <w:p>
+      <w:pPr>
+        <w:spacing w:after="0" w:line="240" w:lineRule="auto"/>
+        <w:rPr>
+          <w:rFonts w:ascii="Times New Roman" w:hAnsi="Times New Roman" w:cs="Times New Roman"/>
+          <w:b/>
+          <w:color w:val="383D48"/>
+          <w:sz w:val="28"/>
+          <w:szCs w:val="28"/>
+          <w:shd w:val="clear" w:color="auto" w:fill="FFFFFF"/>
+        </w:rPr>
+      </w:pPr>
+    </w:p>
+    <w:p>
+      <w:pPr>
+        <w:spacing w:after="0" w:line="240" w:lineRule="auto"/>
+        <w:rPr>
+          <w:rFonts w:ascii="Times New Roman" w:hAnsi="Times New Roman" w:cs="Times New Roman"/>
+          <w:b/>
+          <w:color w:val="383D48"/>
+          <w:sz w:val="28"/>
+          <w:szCs w:val="28"/>
+          <w:shd w:val="clear" w:color="auto" w:fill="FFFFFF"/>
+        </w:rPr>
+      </w:pPr>
+    </w:p>
+    <w:p>
+      <w:pPr>
+        <w:spacing w:after="0" w:line="240" w:lineRule="auto"/>
+        <w:rPr>
+          <w:rFonts w:ascii="Times New Roman" w:hAnsi="Times New Roman" w:cs="Times New Roman"/>
+          <w:b/>
+          <w:color w:val="383D48"/>
+          <w:sz w:val="28"/>
+          <w:szCs w:val="28"/>
+          <w:shd w:val="clear" w:color="auto" w:fill="FFFFFF"/>
+        </w:rPr>
+      </w:pPr>
+    </w:p>
+    <w:p>
+      <w:pPr>
+        <w:pStyle w:val="ListParagraph"/>
+        <w:numPr>
+          <w:ilvl w:val="0"/>
+          <w:numId w:val="15"/>
+        </w:numPr>
+        <w:spacing w:after="0" w:line="240" w:lineRule="auto"/>
+        <w:rPr>
+          <w:rFonts w:ascii="Times New Roman" w:hAnsi="Times New Roman" w:cs="Times New Roman"/>
+          <w:b/>
+          <w:color w:val="383D48"/>
+          <w:sz w:val="28"/>
+          <w:szCs w:val="28"/>
+          <w:u w:val="single"/>
+          <w:shd w:val="clear" w:color="auto" w:fill="FFFFFF"/>
+        </w:rPr>
+      </w:pPr>
+      <w:r>
+        <w:rPr>
+          <w:rFonts w:ascii="Times New Roman" w:hAnsi="Times New Roman" w:cs="Times New Roman"/>
+          <w:b/>
+          <w:color w:val="383D48"/>
+          <w:sz w:val="28"/>
+          <w:szCs w:val="28"/>
+          <w:u w:val="single"/>
+          <w:shd w:val="clear" w:color="auto" w:fill="FFFFFF"/>
+        </w:rPr>
+        <w:lastRenderedPageBreak/>
+        <w:t>Output</w:t>
+      </w:r>
+      <w:r>
+        <w:rPr>
+          <w:rFonts w:ascii="Times New Roman" w:hAnsi="Times New Roman" w:cs="Times New Roman"/>
+          <w:b/>
+          <w:color w:val="383D48"/>
+          <w:sz w:val="28"/>
+          <w:szCs w:val="28"/>
+          <w:u w:val="single"/>
+          <w:shd w:val="clear" w:color="auto" w:fill="FFFFFF"/>
+        </w:rPr>
+        <w:t xml:space="preserve"> :- </w:t>
+      </w:r>
+    </w:p>
+    <w:p>
+      <w:pPr>
+        <w:spacing w:after="0" w:line="240" w:lineRule="auto"/>
+        <w:rPr>
+          <w:rFonts w:ascii="Times New Roman" w:hAnsi="Times New Roman" w:cs="Times New Roman"/>
+          <w:b/>
+          <w:color w:val="383D48"/>
+          <w:sz w:val="28"/>
+          <w:szCs w:val="28"/>
+          <w:u w:val="single"/>
+          <w:shd w:val="clear" w:color="auto" w:fill="FFFFFF"/>
+        </w:rPr>
+      </w:pPr>
+    </w:p>
+    <w:p>
+      <w:pPr>
+        <w:spacing w:after="0" w:line="240" w:lineRule="auto"/>
+        <w:rPr>
+          <w:rFonts w:ascii="Times New Roman" w:hAnsi="Times New Roman" w:cs="Times New Roman"/>
+          <w:b/>
+          <w:color w:val="383D48"/>
+          <w:sz w:val="28"/>
+          <w:szCs w:val="28"/>
+          <w:shd w:val="clear" w:color="auto" w:fill="FFFFFF"/>
+        </w:rPr>
+      </w:pPr>
+      <w:r>
+        <w:rPr>
+          <w:rFonts w:ascii="Times New Roman" w:hAnsi="Times New Roman" w:cs="Times New Roman"/>
+          <w:b/>
+          <w:noProof/>
+          <w:color w:val="383D48"/>
+          <w:sz w:val="28"/>
+          <w:szCs w:val="28"/>
+          <w:u w:val="single"/>
+          <w:shd w:val="clear" w:color="auto" w:fill="FFFFFF"/>
+        </w:rPr>
+        <w:drawing>
+          <wp:inline distT="0" distB="0" distL="0" distR="0" wp14:anchorId="18C6A538" wp14:editId="36B6D51E">
+            <wp:extent cx="4673840" cy="5702593"/>
+            <wp:effectExtent l="0" t="0" r="0" b="0"/>
+            <wp:docPr id="800920026" name="Picture 1"/>
+            <wp:cNvGraphicFramePr>
+              <a:graphicFrameLocks xmlns:a="http://schemas.openxmlformats.org/drawingml/2006/main" noChangeAspect="1"/>
+            </wp:cNvGraphicFramePr>
+            <a:graphic xmlns:a="http://schemas.openxmlformats.org/drawingml/2006/main">
+              <a:graphicData uri="http://schemas.openxmlformats.org/drawingml/2006/picture">
+                <pic:pic xmlns:pic="http://schemas.openxmlformats.org/drawingml/2006/picture">
+                  <pic:nvPicPr>
+                    <pic:cNvPr id="800920026" name="Picture 800920026"/>
+                    <pic:cNvPicPr/>
+                  </pic:nvPicPr>
+                  <pic:blipFill>
+                    <a:blip r:embed="rId12">
+                      <a:extLst>
+                        <a:ext uri="{28A0092B-C50C-407E-A947-70E740481C1C}">
+                          <a14:useLocalDpi xmlns:a14="http://schemas.microsoft.com/office/drawing/2010/main" val="0"/>
+                        </a:ext>
+                      </a:extLst>
+                    </a:blip>
+                    <a:stretch>
+                      <a:fillRect/>
+                    </a:stretch>
+                  </pic:blipFill>
+                  <pic:spPr>
+                    <a:xfrm>
+                      <a:off x="0" y="0"/>
+                      <a:ext cx="4673840" cy="5702593"/>
+                    </a:xfrm>
+                    <a:prstGeom prst="rect">
+                      <a:avLst/>
+                    </a:prstGeom>
+                  </pic:spPr>
+                </pic:pic>
+              </a:graphicData>
+            </a:graphic>
+          </wp:inline>
+        </w:drawing>
+      </w:r>
+    </w:p>
+    <w:p>
+      <w:pPr>
+        <w:spacing w:after="0" w:line="240" w:lineRule="auto"/>
+        <w:rPr>
+          <w:rFonts w:ascii="Times New Roman" w:hAnsi="Times New Roman" w:cs="Times New Roman"/>
+          <w:b/>
+          <w:color w:val="383D48"/>
+          <w:sz w:val="28"/>
+          <w:szCs w:val="28"/>
+          <w:shd w:val="clear" w:color="auto" w:fill="FFFFFF"/>
+        </w:rPr>
+      </w:pPr>
+    </w:p>
+    <w:p>
+      <w:pPr>
+        <w:spacing w:after="0" w:line="240" w:lineRule="auto"/>
+        <w:rPr>
+          <w:rFonts w:ascii="Times New Roman" w:hAnsi="Times New Roman" w:cs="Times New Roman"/>
+          <w:b/>
+          <w:color w:val="383D48"/>
+          <w:sz w:val="28"/>
+          <w:szCs w:val="28"/>
+          <w:shd w:val="clear" w:color="auto" w:fill="FFFFFF"/>
+        </w:rPr>
+      </w:pPr>
+    </w:p>
+    <w:p>
+      <w:pPr>
+        <w:spacing w:after="0" w:line="240" w:lineRule="auto"/>
+        <w:rPr>
+          <w:rFonts w:ascii="Times New Roman" w:hAnsi="Times New Roman" w:cs="Times New Roman"/>
+          <w:b/>
+          <w:color w:val="383D48"/>
+          <w:sz w:val="28"/>
+          <w:szCs w:val="28"/>
+          <w:shd w:val="clear" w:color="auto" w:fill="FFFFFF"/>
+        </w:rPr>
+      </w:pPr>
+    </w:p>
+    <w:p>
+      <w:pPr>
+        <w:spacing w:after="0" w:line="240" w:lineRule="auto"/>
+        <w:rPr>
+          <w:rFonts w:ascii="Times New Roman" w:hAnsi="Times New Roman" w:cs="Times New Roman"/>
+          <w:b/>
+          <w:color w:val="383D48"/>
+          <w:sz w:val="28"/>
+          <w:szCs w:val="28"/>
+          <w:shd w:val="clear" w:color="auto" w:fill="FFFFFF"/>
+        </w:rPr>
+      </w:pPr>
+    </w:p>
+    <w:p>
+      <w:pPr>
+        <w:spacing w:after="0" w:line="240" w:lineRule="auto"/>
+        <w:rPr>
+          <w:rFonts w:ascii="Times New Roman" w:hAnsi="Times New Roman" w:cs="Times New Roman"/>
+          <w:b/>
+          <w:color w:val="383D48"/>
+          <w:sz w:val="28"/>
+          <w:szCs w:val="28"/>
+          <w:shd w:val="clear" w:color="auto" w:fill="FFFFFF"/>
+        </w:rPr>
+      </w:pPr>
+    </w:p>
+    <w:p>
+      <w:pPr>
+        <w:spacing w:after="0" w:line="240" w:lineRule="auto"/>
+        <w:rPr>
+          <w:rFonts w:ascii="Times New Roman" w:hAnsi="Times New Roman" w:cs="Times New Roman"/>
+          <w:b/>
+          <w:color w:val="383D48"/>
+          <w:sz w:val="28"/>
+          <w:szCs w:val="28"/>
+          <w:shd w:val="clear" w:color="auto" w:fill="FFFFFF"/>
+        </w:rPr>
+      </w:pPr>
+    </w:p>
+    <w:p>
+      <w:pPr>
+        <w:spacing w:after="0" w:line="240" w:lineRule="auto"/>
+        <w:rPr>
+          <w:rFonts w:ascii="Times New Roman" w:hAnsi="Times New Roman" w:cs="Times New Roman"/>
+          <w:b/>
+          <w:color w:val="383D48"/>
+          <w:sz w:val="28"/>
+          <w:szCs w:val="28"/>
+          <w:shd w:val="clear" w:color="auto" w:fill="FFFFFF"/>
+        </w:rPr>
+      </w:pPr>
+    </w:p>
+    <w:p>
+      <w:pPr>
+        <w:spacing w:after="0" w:line="240" w:lineRule="auto"/>
+        <w:rPr>
+          <w:rFonts w:ascii="Times New Roman" w:hAnsi="Times New Roman" w:cs="Times New Roman"/>
+          <w:b/>
+          <w:color w:val="383D48"/>
+          <w:sz w:val="28"/>
+          <w:szCs w:val="28"/>
+          <w:shd w:val="clear" w:color="auto" w:fill="FFFFFF"/>
+        </w:rPr>
+      </w:pPr>
+    </w:p>
+    <w:p>
+      <w:pPr>
+        <w:spacing w:after="0" w:line="240" w:lineRule="auto"/>
+        <w:rPr>
+          <w:rFonts w:ascii="Times New Roman" w:hAnsi="Times New Roman" w:cs="Times New Roman"/>
+          <w:b/>
+          <w:color w:val="383D48"/>
+          <w:sz w:val="28"/>
+          <w:szCs w:val="28"/>
+          <w:shd w:val="clear" w:color="auto" w:fill="FFFFFF"/>
+        </w:rPr>
+      </w:pPr>
+    </w:p>
+    <w:p>
+      <w:pPr>
+        <w:spacing w:after="0" w:line="240" w:lineRule="auto"/>
+        <w:rPr>
+          <w:rFonts w:ascii="Times New Roman" w:hAnsi="Times New Roman" w:cs="Times New Roman"/>
+          <w:b/>
+          <w:color w:val="383D48"/>
+          <w:sz w:val="28"/>
+          <w:szCs w:val="28"/>
+          <w:shd w:val="clear" w:color="auto" w:fill="FFFFFF"/>
+        </w:rPr>
+      </w:pPr>
+    </w:p>
+    <w:p>
+      <w:pPr>
+        <w:spacing w:after="0" w:line="240" w:lineRule="auto"/>
+        <w:rPr>
+          <w:rFonts w:ascii="Times New Roman" w:hAnsi="Times New Roman" w:cs="Times New Roman"/>
+          <w:b/>
+          <w:color w:val="383D48"/>
+          <w:sz w:val="28"/>
+          <w:szCs w:val="28"/>
+          <w:shd w:val="clear" w:color="auto" w:fill="FFFFFF"/>
+        </w:rPr>
+      </w:pPr>
+      <w:r>
+        <w:rPr>
+          <w:rFonts w:ascii="Times New Roman" w:hAnsi="Times New Roman" w:cs="Times New Roman"/>
+          <w:b/>
+          <w:color w:val="383D48"/>
+          <w:sz w:val="28"/>
+          <w:szCs w:val="28"/>
+          <w:shd w:val="clear" w:color="auto" w:fill="FFFFFF"/>
+        </w:rPr>
+        <w:lastRenderedPageBreak/>
         <w:t xml:space="preserve">Learning </w:t>
       </w:r>
       <w:r>
@@ -903,8 +3008,8 @@
       </w:r>
     </w:p>
     <w:sectPr>
-      <w:headerReference w:type="default" r:id="rId12"/>
-      <w:footerReference w:type="default" r:id="rId13"/>
+      <w:headerReference w:type="default" r:id="rId13"/>
+      <w:footerReference w:type="default" r:id="rId14"/>
       <w:pgSz w:w="12240" w:h="15840"/>
       <w:pgMar w:top="1440" w:right="1440" w:bottom="1440" w:left="1440" w:header="720" w:footer="720" w:gutter="0"/>
       <w:cols w:space="720"/>
@@ -915,7 +3020,7 @@
 </file>
 
 <file path=word/endnotes.xml><?xml version="1.0" encoding="utf-8"?>
-<w:endnotes xmlns:wpc="http://schemas.microsoft.com/office/word/2010/wordprocessingCanvas" xmlns:cx="http://schemas.microsoft.com/office/drawing/2014/chartex" xmlns:cx1="http://schemas.microsoft.com/office/drawing/2015/9/8/chartex" xmlns:cx2="http://schemas.microsoft.com/office/drawing/2015/10/21/chartex" xmlns:cx3="http://schemas.microsoft.com/office/drawing/2016/5/9/chartex" xmlns:cx4="http://schemas.microsoft.com/office/drawing/2016/5/10/chartex" xmlns:cx5="http://schemas.microsoft.com/office/drawing/2016/5/11/chartex" xmlns:cx6="http://schemas.microsoft.com/office/drawing/2016/5/12/chartex" xmlns:cx7="http://schemas.microsoft.com/office/drawing/2016/5/13/chartex" xmlns:cx8="http://schemas.microsoft.com/office/drawing/2016/5/14/chartex" xmlns:mc="http://schemas.openxmlformats.org/markup-compatibility/2006" xmlns:aink="http://schemas.microsoft.com/office/drawing/2016/ink" xmlns:am3d="http://schemas.microsoft.com/office/drawing/2017/model3d" xmlns:o="urn:schemas-microsoft-com:office:office" xmlns:oel="http://schemas.microsoft.com/office/2019/extlst" xmlns:r="http://schemas.openxmlformats.org/officeDocument/2006/relationships" xmlns:m="http://schemas.openxmlformats.org/officeDocument/2006/math" xmlns:v="urn:schemas-microsoft-com:vml" xmlns:wp14="http://schemas.microsoft.com/office/word/2010/wordprocessingDrawing" xmlns:wp="http://schemas.openxmlformats.org/drawingml/2006/wordprocessingDrawing" xmlns:w10="urn:schemas-microsoft-com:office:word" xmlns:w="http://schemas.openxmlformats.org/wordprocessingml/2006/main" xmlns:w14="http://schemas.microsoft.com/office/word/2010/wordml" xmlns:w15="http://schemas.microsoft.com/office/word/2012/wordml" xmlns:w16cei="http://schemas.microsoft.com/office/word/2026/wordml/cei" xmlns:w16cex="http://schemas.microsoft.com/office/word/2018/wordml/cex" xmlns:w16cid="http://schemas.microsoft.com/office/word/2016/wordml/cid" xmlns:w16="http://schemas.microsoft.com/office/word/2018/wordml" xmlns:w16du="http://schemas.microsoft.com/office/word/2023/wordml/word16du" xmlns:w16sdtdh="http://schemas.microsoft.com/office/word/2020/wordml/sdtdatahash" xmlns:w16sdtfl="http://schemas.microsoft.com/office/word/2024/wordml/sdtformatlock" xmlns:w16se="http://schemas.microsoft.com/office/word/2015/wordml/symex" xmlns:wpg="http://schemas.microsoft.com/office/word/2010/wordprocessingGroup" xmlns:wpi="http://schemas.microsoft.com/office/word/2010/wordprocessingInk" xmlns:wne="http://schemas.microsoft.com/office/word/2006/wordml" xmlns:wps="http://schemas.microsoft.com/office/word/2010/wordprocessingShape" mc:Ignorable="w14 w15 w16se w16cid w16 w16cex w16sdtdh w16sdtfl w16du wp14">
+<w:endnotes xmlns:wpc="http://schemas.microsoft.com/office/word/2010/wordprocessingCanvas" xmlns:cx="http://schemas.microsoft.com/office/drawing/2014/chartex" xmlns:cx1="http://schemas.microsoft.com/office/drawing/2015/9/8/chartex" xmlns:cx2="http://schemas.microsoft.com/office/drawing/2015/10/21/chartex" xmlns:cx3="http://schemas.microsoft.com/office/drawing/2016/5/9/chartex" xmlns:cx4="http://schemas.microsoft.com/office/drawing/2016/5/10/chartex" xmlns:cx5="http://schemas.microsoft.com/office/drawing/2016/5/11/chartex" xmlns:cx6="http://schemas.microsoft.com/office/drawing/2016/5/12/chartex" xmlns:cx7="http://schemas.microsoft.com/office/drawing/2016/5/13/chartex" xmlns:cx8="http://schemas.microsoft.com/office/drawing/2016/5/14/chartex" xmlns:mc="http://schemas.openxmlformats.org/markup-compatibility/2006" xmlns:aink="http://schemas.microsoft.com/office/drawing/2016/ink" xmlns:am3d="http://schemas.microsoft.com/office/drawing/2017/model3d" xmlns:o="urn:schemas-microsoft-com:office:office" xmlns:oel="http://schemas.microsoft.com/office/2019/extlst" xmlns:r="http://schemas.openxmlformats.org/officeDocument/2006/relationships" xmlns:m="http://schemas.openxmlformats.org/officeDocument/2006/math" xmlns:v="urn:schemas-microsoft-com:vml" xmlns:wp14="http://schemas.microsoft.com/office/word/2010/wordprocessingDrawing" xmlns:wp="http://schemas.openxmlformats.org/drawingml/2006/wordprocessingDrawing" xmlns:w10="urn:schemas-microsoft-com:office:word" xmlns:w="http://schemas.openxmlformats.org/wordprocessingml/2006/main" xmlns:w14="http://schemas.microsoft.com/office/word/2010/wordml" xmlns:w15="http://schemas.microsoft.com/office/word/2012/wordml" xmlns:w16cex="http://schemas.microsoft.com/office/word/2018/wordml/cex" xmlns:w16cid="http://schemas.microsoft.com/office/word/2016/wordml/cid" xmlns:w16="http://schemas.microsoft.com/office/word/2018/wordml" xmlns:w16du="http://schemas.microsoft.com/office/word/2023/wordml/word16du" xmlns:w16sdtdh="http://schemas.microsoft.com/office/word/2020/wordml/sdtdatahash" xmlns:w16sdtfl="http://schemas.microsoft.com/office/word/2024/wordml/sdtformatlock" xmlns:w16se="http://schemas.microsoft.com/office/word/2015/wordml/symex" xmlns:wpg="http://schemas.microsoft.com/office/word/2010/wordprocessingGroup" xmlns:wpi="http://schemas.microsoft.com/office/word/2010/wordprocessingInk" xmlns:wne="http://schemas.microsoft.com/office/word/2006/wordml" xmlns:wps="http://schemas.microsoft.com/office/word/2010/wordprocessingShape" mc:Ignorable="w14 w15 w16se w16cid w16 w16cex w16sdtdh w16sdtfl w16du wp14">
   <w:endnote w:type="separator" w:id="-1">
     <w:p>
       <w:pPr>
@@ -940,7 +3045,7 @@
 </file>
 
 <file path=word/footer1.xml><?xml version="1.0" encoding="utf-8"?>
-<w:ftr xmlns:wpc="http://schemas.microsoft.com/office/word/2010/wordprocessingCanvas" xmlns:cx="http://schemas.microsoft.com/office/drawing/2014/chartex" xmlns:cx1="http://schemas.microsoft.com/office/drawing/2015/9/8/chartex" xmlns:cx2="http://schemas.microsoft.com/office/drawing/2015/10/21/chartex" xmlns:cx3="http://schemas.microsoft.com/office/drawing/2016/5/9/chartex" xmlns:cx4="http://schemas.microsoft.com/office/drawing/2016/5/10/chartex" xmlns:cx5="http://schemas.microsoft.com/office/drawing/2016/5/11/chartex" xmlns:cx6="http://schemas.microsoft.com/office/drawing/2016/5/12/chartex" xmlns:cx7="http://schemas.microsoft.com/office/drawing/2016/5/13/chartex" xmlns:cx8="http://schemas.microsoft.com/office/drawing/2016/5/14/chartex" xmlns:mc="http://schemas.openxmlformats.org/markup-compatibility/2006" xmlns:aink="http://schemas.microsoft.com/office/drawing/2016/ink" xmlns:am3d="http://schemas.microsoft.com/office/drawing/2017/model3d" xmlns:o="urn:schemas-microsoft-com:office:office" xmlns:oel="http://schemas.microsoft.com/office/2019/extlst" xmlns:r="http://schemas.openxmlformats.org/officeDocument/2006/relationships" xmlns:m="http://schemas.openxmlformats.org/officeDocument/2006/math" xmlns:v="urn:schemas-microsoft-com:vml" xmlns:wp14="http://schemas.microsoft.com/office/word/2010/wordprocessingDrawing" xmlns:wp="http://schemas.openxmlformats.org/drawingml/2006/wordprocessingDrawing" xmlns:w10="urn:schemas-microsoft-com:office:word" xmlns:w="http://schemas.openxmlformats.org/wordprocessingml/2006/main" xmlns:w14="http://schemas.microsoft.com/office/word/2010/wordml" xmlns:w15="http://schemas.microsoft.com/office/word/2012/wordml" xmlns:w16cei="http://schemas.microsoft.com/office/word/2026/wordml/cei" xmlns:w16cex="http://schemas.microsoft.com/office/word/2018/wordml/cex" xmlns:w16cid="http://schemas.microsoft.com/office/word/2016/wordml/cid" xmlns:w16="http://schemas.microsoft.com/office/word/2018/wordml" xmlns:w16du="http://schemas.microsoft.com/office/word/2023/wordml/word16du" xmlns:w16sdtdh="http://schemas.microsoft.com/office/word/2020/wordml/sdtdatahash" xmlns:w16sdtfl="http://schemas.microsoft.com/office/word/2024/wordml/sdtformatlock" xmlns:w16se="http://schemas.microsoft.com/office/word/2015/wordml/symex" xmlns:wpg="http://schemas.microsoft.com/office/word/2010/wordprocessingGroup" xmlns:wpi="http://schemas.microsoft.com/office/word/2010/wordprocessingInk" xmlns:wne="http://schemas.microsoft.com/office/word/2006/wordml" xmlns:wps="http://schemas.microsoft.com/office/word/2010/wordprocessingShape" mc:Ignorable="w14 w15 w16se w16cid w16 w16cex w16sdtdh w16sdtfl w16du wp14">
+<w:ftr xmlns:wpc="http://schemas.microsoft.com/office/word/2010/wordprocessingCanvas" xmlns:cx="http://schemas.microsoft.com/office/drawing/2014/chartex" xmlns:cx1="http://schemas.microsoft.com/office/drawing/2015/9/8/chartex" xmlns:cx2="http://schemas.microsoft.com/office/drawing/2015/10/21/chartex" xmlns:cx3="http://schemas.microsoft.com/office/drawing/2016/5/9/chartex" xmlns:cx4="http://schemas.microsoft.com/office/drawing/2016/5/10/chartex" xmlns:cx5="http://schemas.microsoft.com/office/drawing/2016/5/11/chartex" xmlns:cx6="http://schemas.microsoft.com/office/drawing/2016/5/12/chartex" xmlns:cx7="http://schemas.microsoft.com/office/drawing/2016/5/13/chartex" xmlns:cx8="http://schemas.microsoft.com/office/drawing/2016/5/14/chartex" xmlns:mc="http://schemas.openxmlformats.org/markup-compatibility/2006" xmlns:aink="http://schemas.microsoft.com/office/drawing/2016/ink" xmlns:am3d="http://schemas.microsoft.com/office/drawing/2017/model3d" xmlns:o="urn:schemas-microsoft-com:office:office" xmlns:oel="http://schemas.microsoft.com/office/2019/extlst" xmlns:r="http://schemas.openxmlformats.org/officeDocument/2006/relationships" xmlns:m="http://schemas.openxmlformats.org/officeDocument/2006/math" xmlns:v="urn:schemas-microsoft-com:vml" xmlns:wp14="http://schemas.microsoft.com/office/word/2010/wordprocessingDrawing" xmlns:wp="http://schemas.openxmlformats.org/drawingml/2006/wordprocessingDrawing" xmlns:w10="urn:schemas-microsoft-com:office:word" xmlns:w="http://schemas.openxmlformats.org/wordprocessingml/2006/main" xmlns:w14="http://schemas.microsoft.com/office/word/2010/wordml" xmlns:w15="http://schemas.microsoft.com/office/word/2012/wordml" xmlns:w16cex="http://schemas.microsoft.com/office/word/2018/wordml/cex" xmlns:w16cid="http://schemas.microsoft.com/office/word/2016/wordml/cid" xmlns:w16="http://schemas.microsoft.com/office/word/2018/wordml" xmlns:w16du="http://schemas.microsoft.com/office/word/2023/wordml/word16du" xmlns:w16sdtdh="http://schemas.microsoft.com/office/word/2020/wordml/sdtdatahash" xmlns:w16sdtfl="http://schemas.microsoft.com/office/word/2024/wordml/sdtformatlock" xmlns:w16se="http://schemas.microsoft.com/office/word/2015/wordml/symex" xmlns:wpg="http://schemas.microsoft.com/office/word/2010/wordprocessingGroup" xmlns:wpi="http://schemas.microsoft.com/office/word/2010/wordprocessingInk" xmlns:wne="http://schemas.microsoft.com/office/word/2006/wordml" xmlns:wps="http://schemas.microsoft.com/office/word/2010/wordprocessingShape" mc:Ignorable="w14 w15 w16se w16cid w16 w16cex w16sdtdh w16sdtfl w16du wp14">
   <w:p>
     <w:pPr>
       <w:pStyle w:val="Footer"/>
@@ -1027,7 +3132,7 @@
 </file>
 
 <file path=word/footnotes.xml><?xml version="1.0" encoding="utf-8"?>
-<w:footnotes xmlns:wpc="http://schemas.microsoft.com/office/word/2010/wordprocessingCanvas" xmlns:cx="http://schemas.microsoft.com/office/drawing/2014/chartex" xmlns:cx1="http://schemas.microsoft.com/office/drawing/2015/9/8/chartex" xmlns:cx2="http://schemas.microsoft.com/office/drawing/2015/10/21/chartex" xmlns:cx3="http://schemas.microsoft.com/office/drawing/2016/5/9/chartex" xmlns:cx4="http://schemas.microsoft.com/office/drawing/2016/5/10/chartex" xmlns:cx5="http://schemas.microsoft.com/office/drawing/2016/5/11/chartex" xmlns:cx6="http://schemas.microsoft.com/office/drawing/2016/5/12/chartex" xmlns:cx7="http://schemas.microsoft.com/office/drawing/2016/5/13/chartex" xmlns:cx8="http://schemas.microsoft.com/office/drawing/2016/5/14/chartex" xmlns:mc="http://schemas.openxmlformats.org/markup-compatibility/2006" xmlns:aink="http://schemas.microsoft.com/office/drawing/2016/ink" xmlns:am3d="http://schemas.microsoft.com/office/drawing/2017/model3d" xmlns:o="urn:schemas-microsoft-com:office:office" xmlns:oel="http://schemas.microsoft.com/office/2019/extlst" xmlns:r="http://schemas.openxmlformats.org/officeDocument/2006/relationships" xmlns:m="http://schemas.openxmlformats.org/officeDocument/2006/math" xmlns:v="urn:schemas-microsoft-com:vml" xmlns:wp14="http://schemas.microsoft.com/office/word/2010/wordprocessingDrawing" xmlns:wp="http://schemas.openxmlformats.org/drawingml/2006/wordprocessingDrawing" xmlns:w10="urn:schemas-microsoft-com:office:word" xmlns:w="http://schemas.openxmlformats.org/wordprocessingml/2006/main" xmlns:w14="http://schemas.microsoft.com/office/word/2010/wordml" xmlns:w15="http://schemas.microsoft.com/office/word/2012/wordml" xmlns:w16cei="http://schemas.microsoft.com/office/word/2026/wordml/cei" xmlns:w16cex="http://schemas.microsoft.com/office/word/2018/wordml/cex" xmlns:w16cid="http://schemas.microsoft.com/office/word/2016/wordml/cid" xmlns:w16="http://schemas.microsoft.com/office/word/2018/wordml" xmlns:w16du="http://schemas.microsoft.com/office/word/2023/wordml/word16du" xmlns:w16sdtdh="http://schemas.microsoft.com/office/word/2020/wordml/sdtdatahash" xmlns:w16sdtfl="http://schemas.microsoft.com/office/word/2024/wordml/sdtformatlock" xmlns:w16se="http://schemas.microsoft.com/office/word/2015/wordml/symex" xmlns:wpg="http://schemas.microsoft.com/office/word/2010/wordprocessingGroup" xmlns:wpi="http://schemas.microsoft.com/office/word/2010/wordprocessingInk" xmlns:wne="http://schemas.microsoft.com/office/word/2006/wordml" xmlns:wps="http://schemas.microsoft.com/office/word/2010/wordprocessingShape" mc:Ignorable="w14 w15 w16se w16cid w16 w16cex w16sdtdh w16sdtfl w16du wp14">
+<w:footnotes xmlns:wpc="http://schemas.microsoft.com/office/word/2010/wordprocessingCanvas" xmlns:cx="http://schemas.microsoft.com/office/drawing/2014/chartex" xmlns:cx1="http://schemas.microsoft.com/office/drawing/2015/9/8/chartex" xmlns:cx2="http://schemas.microsoft.com/office/drawing/2015/10/21/chartex" xmlns:cx3="http://schemas.microsoft.com/office/drawing/2016/5/9/chartex" xmlns:cx4="http://schemas.microsoft.com/office/drawing/2016/5/10/chartex" xmlns:cx5="http://schemas.microsoft.com/office/drawing/2016/5/11/chartex" xmlns:cx6="http://schemas.microsoft.com/office/drawing/2016/5/12/chartex" xmlns:cx7="http://schemas.microsoft.com/office/drawing/2016/5/13/chartex" xmlns:cx8="http://schemas.microsoft.com/office/drawing/2016/5/14/chartex" xmlns:mc="http://schemas.openxmlformats.org/markup-compatibility/2006" xmlns:aink="http://schemas.microsoft.com/office/drawing/2016/ink" xmlns:am3d="http://schemas.microsoft.com/office/drawing/2017/model3d" xmlns:o="urn:schemas-microsoft-com:office:office" xmlns:oel="http://schemas.microsoft.com/office/2019/extlst" xmlns:r="http://schemas.openxmlformats.org/officeDocument/2006/relationships" xmlns:m="http://schemas.openxmlformats.org/officeDocument/2006/math" xmlns:v="urn:schemas-microsoft-com:vml" xmlns:wp14="http://schemas.microsoft.com/office/word/2010/wordprocessingDrawing" xmlns:wp="http://schemas.openxmlformats.org/drawingml/2006/wordprocessingDrawing" xmlns:w10="urn:schemas-microsoft-com:office:word" xmlns:w="http://schemas.openxmlformats.org/wordprocessingml/2006/main" xmlns:w14="http://schemas.microsoft.com/office/word/2010/wordml" xmlns:w15="http://schemas.microsoft.com/office/word/2012/wordml" xmlns:w16cex="http://schemas.microsoft.com/office/word/2018/wordml/cex" xmlns:w16cid="http://schemas.microsoft.com/office/word/2016/wordml/cid" xmlns:w16="http://schemas.microsoft.com/office/word/2018/wordml" xmlns:w16du="http://schemas.microsoft.com/office/word/2023/wordml/word16du" xmlns:w16sdtdh="http://schemas.microsoft.com/office/word/2020/wordml/sdtdatahash" xmlns:w16sdtfl="http://schemas.microsoft.com/office/word/2024/wordml/sdtformatlock" xmlns:w16se="http://schemas.microsoft.com/office/word/2015/wordml/symex" xmlns:wpg="http://schemas.microsoft.com/office/word/2010/wordprocessingGroup" xmlns:wpi="http://schemas.microsoft.com/office/word/2010/wordprocessingInk" xmlns:wne="http://schemas.microsoft.com/office/word/2006/wordml" xmlns:wps="http://schemas.microsoft.com/office/word/2010/wordprocessingShape" mc:Ignorable="w14 w15 w16se w16cid w16 w16cex w16sdtdh w16sdtfl w16du wp14">
   <w:footnote w:type="separator" w:id="-1">
     <w:p>
       <w:pPr>
@@ -1052,7 +3157,7 @@
 </file>
 
 <file path=word/header1.xml><?xml version="1.0" encoding="utf-8"?>
-<w:hdr xmlns:wpc="http://schemas.microsoft.com/office/word/2010/wordprocessingCanvas" xmlns:cx="http://schemas.microsoft.com/office/drawing/2014/chartex" xmlns:cx1="http://schemas.microsoft.com/office/drawing/2015/9/8/chartex" xmlns:cx2="http://schemas.microsoft.com/office/drawing/2015/10/21/chartex" xmlns:cx3="http://schemas.microsoft.com/office/drawing/2016/5/9/chartex" xmlns:cx4="http://schemas.microsoft.com/office/drawing/2016/5/10/chartex" xmlns:cx5="http://schemas.microsoft.com/office/drawing/2016/5/11/chartex" xmlns:cx6="http://schemas.microsoft.com/office/drawing/2016/5/12/chartex" xmlns:cx7="http://schemas.microsoft.com/office/drawing/2016/5/13/chartex" xmlns:cx8="http://schemas.microsoft.com/office/drawing/2016/5/14/chartex" xmlns:mc="http://schemas.openxmlformats.org/markup-compatibility/2006" xmlns:aink="http://schemas.microsoft.com/office/drawing/2016/ink" xmlns:am3d="http://schemas.microsoft.com/office/drawing/2017/model3d" xmlns:o="urn:schemas-microsoft-com:office:office" xmlns:oel="http://schemas.microsoft.com/office/2019/extlst" xmlns:r="http://schemas.openxmlformats.org/officeDocument/2006/relationships" xmlns:m="http://schemas.openxmlformats.org/officeDocument/2006/math" xmlns:v="urn:schemas-microsoft-com:vml" xmlns:wp14="http://schemas.microsoft.com/office/word/2010/wordprocessingDrawing" xmlns:wp="http://schemas.openxmlformats.org/drawingml/2006/wordprocessingDrawing" xmlns:w10="urn:schemas-microsoft-com:office:word" xmlns:w="http://schemas.openxmlformats.org/wordprocessingml/2006/main" xmlns:w14="http://schemas.microsoft.com/office/word/2010/wordml" xmlns:w15="http://schemas.microsoft.com/office/word/2012/wordml" xmlns:w16cei="http://schemas.microsoft.com/office/word/2026/wordml/cei" xmlns:w16cex="http://schemas.microsoft.com/office/word/2018/wordml/cex" xmlns:w16cid="http://schemas.microsoft.com/office/word/2016/wordml/cid" xmlns:w16="http://schemas.microsoft.com/office/word/2018/wordml" xmlns:w16du="http://schemas.microsoft.com/office/word/2023/wordml/word16du" xmlns:w16sdtdh="http://schemas.microsoft.com/office/word/2020/wordml/sdtdatahash" xmlns:w16sdtfl="http://schemas.microsoft.com/office/word/2024/wordml/sdtformatlock" xmlns:w16se="http://schemas.microsoft.com/office/word/2015/wordml/symex" xmlns:wpg="http://schemas.microsoft.com/office/word/2010/wordprocessingGroup" xmlns:wpi="http://schemas.microsoft.com/office/word/2010/wordprocessingInk" xmlns:wne="http://schemas.microsoft.com/office/word/2006/wordml" xmlns:wps="http://schemas.microsoft.com/office/word/2010/wordprocessingShape" mc:Ignorable="w14 w15 w16se w16cid w16 w16cex w16sdtdh w16sdtfl w16du wp14">
+<w:hdr xmlns:wpc="http://schemas.microsoft.com/office/word/2010/wordprocessingCanvas" xmlns:cx="http://schemas.microsoft.com/office/drawing/2014/chartex" xmlns:cx1="http://schemas.microsoft.com/office/drawing/2015/9/8/chartex" xmlns:cx2="http://schemas.microsoft.com/office/drawing/2015/10/21/chartex" xmlns:cx3="http://schemas.microsoft.com/office/drawing/2016/5/9/chartex" xmlns:cx4="http://schemas.microsoft.com/office/drawing/2016/5/10/chartex" xmlns:cx5="http://schemas.microsoft.com/office/drawing/2016/5/11/chartex" xmlns:cx6="http://schemas.microsoft.com/office/drawing/2016/5/12/chartex" xmlns:cx7="http://schemas.microsoft.com/office/drawing/2016/5/13/chartex" xmlns:cx8="http://schemas.microsoft.com/office/drawing/2016/5/14/chartex" xmlns:mc="http://schemas.openxmlformats.org/markup-compatibility/2006" xmlns:aink="http://schemas.microsoft.com/office/drawing/2016/ink" xmlns:am3d="http://schemas.microsoft.com/office/drawing/2017/model3d" xmlns:o="urn:schemas-microsoft-com:office:office" xmlns:oel="http://schemas.microsoft.com/office/2019/extlst" xmlns:r="http://schemas.openxmlformats.org/officeDocument/2006/relationships" xmlns:m="http://schemas.openxmlformats.org/officeDocument/2006/math" xmlns:v="urn:schemas-microsoft-com:vml" xmlns:wp14="http://schemas.microsoft.com/office/word/2010/wordprocessingDrawing" xmlns:wp="http://schemas.openxmlformats.org/drawingml/2006/wordprocessingDrawing" xmlns:w10="urn:schemas-microsoft-com:office:word" xmlns:w="http://schemas.openxmlformats.org/wordprocessingml/2006/main" xmlns:w14="http://schemas.microsoft.com/office/word/2010/wordml" xmlns:w15="http://schemas.microsoft.com/office/word/2012/wordml" xmlns:w16cex="http://schemas.microsoft.com/office/word/2018/wordml/cex" xmlns:w16cid="http://schemas.microsoft.com/office/word/2016/wordml/cid" xmlns:w16="http://schemas.microsoft.com/office/word/2018/wordml" xmlns:w16du="http://schemas.microsoft.com/office/word/2023/wordml/word16du" xmlns:w16sdtdh="http://schemas.microsoft.com/office/word/2020/wordml/sdtdatahash" xmlns:w16sdtfl="http://schemas.microsoft.com/office/word/2024/wordml/sdtformatlock" xmlns:w16se="http://schemas.microsoft.com/office/word/2015/wordml/symex" xmlns:wpg="http://schemas.microsoft.com/office/word/2010/wordprocessingGroup" xmlns:wpi="http://schemas.microsoft.com/office/word/2010/wordprocessingInk" xmlns:wne="http://schemas.microsoft.com/office/word/2006/wordml" xmlns:wps="http://schemas.microsoft.com/office/word/2010/wordprocessingShape" mc:Ignorable="w14 w15 w16se w16cid w16 w16cex w16sdtdh w16sdtfl w16du wp14">
   <w:p>
     <w:pPr>
       <w:pStyle w:val="Header"/>
@@ -1080,7 +3185,7 @@
 </file>
 
 <file path=word/numbering.xml><?xml version="1.0" encoding="utf-8"?>
-<w:numbering xmlns:wpc="http://schemas.microsoft.com/office/word/2010/wordprocessingCanvas" xmlns:cx="http://schemas.microsoft.com/office/drawing/2014/chartex" xmlns:cx1="http://schemas.microsoft.com/office/drawing/2015/9/8/chartex" xmlns:cx2="http://schemas.microsoft.com/office/drawing/2015/10/21/chartex" xmlns:cx3="http://schemas.microsoft.com/office/drawing/2016/5/9/chartex" xmlns:cx4="http://schemas.microsoft.com/office/drawing/2016/5/10/chartex" xmlns:cx5="http://schemas.microsoft.com/office/drawing/2016/5/11/chartex" xmlns:cx6="http://schemas.microsoft.com/office/drawing/2016/5/12/chartex" xmlns:cx7="http://schemas.microsoft.com/office/drawing/2016/5/13/chartex" xmlns:cx8="http://schemas.microsoft.com/office/drawing/2016/5/14/chartex" xmlns:mc="http://schemas.openxmlformats.org/markup-compatibility/2006" xmlns:aink="http://schemas.microsoft.com/office/drawing/2016/ink" xmlns:am3d="http://schemas.microsoft.com/office/drawing/2017/model3d" xmlns:o="urn:schemas-microsoft-com:office:office" xmlns:oel="http://schemas.microsoft.com/office/2019/extlst" xmlns:r="http://schemas.openxmlformats.org/officeDocument/2006/relationships" xmlns:m="http://schemas.openxmlformats.org/officeDocument/2006/math" xmlns:v="urn:schemas-microsoft-com:vml" xmlns:wp14="http://schemas.microsoft.com/office/word/2010/wordprocessingDrawing" xmlns:wp="http://schemas.openxmlformats.org/drawingml/2006/wordprocessingDrawing" xmlns:w10="urn:schemas-microsoft-com:office:word" xmlns:w="http://schemas.openxmlformats.org/wordprocessingml/2006/main" xmlns:w14="http://schemas.microsoft.com/office/word/2010/wordml" xmlns:w15="http://schemas.microsoft.com/office/word/2012/wordml" xmlns:w16cei="http://schemas.microsoft.com/office/word/2026/wordml/cei" xmlns:w16cex="http://schemas.microsoft.com/office/word/2018/wordml/cex" xmlns:w16cid="http://schemas.microsoft.com/office/word/2016/wordml/cid" xmlns:w16="http://schemas.microsoft.com/office/word/2018/wordml" xmlns:w16du="http://schemas.microsoft.com/office/word/2023/wordml/word16du" xmlns:w16sdtdh="http://schemas.microsoft.com/office/word/2020/wordml/sdtdatahash" xmlns:w16sdtfl="http://schemas.microsoft.com/office/word/2024/wordml/sdtformatlock" xmlns:w16se="http://schemas.microsoft.com/office/word/2015/wordml/symex" xmlns:wpg="http://schemas.microsoft.com/office/word/2010/wordprocessingGroup" xmlns:wpi="http://schemas.microsoft.com/office/word/2010/wordprocessingInk" xmlns:wne="http://schemas.microsoft.com/office/word/2006/wordml" xmlns:wps="http://schemas.microsoft.com/office/word/2010/wordprocessingShape" mc:Ignorable="w14 w15 w16se w16cid w16 w16cex w16sdtdh w16sdtfl w16du wp14">
+<w:numbering xmlns:wpc="http://schemas.microsoft.com/office/word/2010/wordprocessingCanvas" xmlns:cx="http://schemas.microsoft.com/office/drawing/2014/chartex" xmlns:cx1="http://schemas.microsoft.com/office/drawing/2015/9/8/chartex" xmlns:cx2="http://schemas.microsoft.com/office/drawing/2015/10/21/chartex" xmlns:cx3="http://schemas.microsoft.com/office/drawing/2016/5/9/chartex" xmlns:cx4="http://schemas.microsoft.com/office/drawing/2016/5/10/chartex" xmlns:cx5="http://schemas.microsoft.com/office/drawing/2016/5/11/chartex" xmlns:cx6="http://schemas.microsoft.com/office/drawing/2016/5/12/chartex" xmlns:cx7="http://schemas.microsoft.com/office/drawing/2016/5/13/chartex" xmlns:cx8="http://schemas.microsoft.com/office/drawing/2016/5/14/chartex" xmlns:mc="http://schemas.openxmlformats.org/markup-compatibility/2006" xmlns:aink="http://schemas.microsoft.com/office/drawing/2016/ink" xmlns:am3d="http://schemas.microsoft.com/office/drawing/2017/model3d" xmlns:o="urn:schemas-microsoft-com:office:office" xmlns:oel="http://schemas.microsoft.com/office/2019/extlst" xmlns:r="http://schemas.openxmlformats.org/officeDocument/2006/relationships" xmlns:m="http://schemas.openxmlformats.org/officeDocument/2006/math" xmlns:v="urn:schemas-microsoft-com:vml" xmlns:wp14="http://schemas.microsoft.com/office/word/2010/wordprocessingDrawing" xmlns:wp="http://schemas.openxmlformats.org/drawingml/2006/wordprocessingDrawing" xmlns:w10="urn:schemas-microsoft-com:office:word" xmlns:w="http://schemas.openxmlformats.org/wordprocessingml/2006/main" xmlns:w14="http://schemas.microsoft.com/office/word/2010/wordml" xmlns:w15="http://schemas.microsoft.com/office/word/2012/wordml" xmlns:w16cex="http://schemas.microsoft.com/office/word/2018/wordml/cex" xmlns:w16cid="http://schemas.microsoft.com/office/word/2016/wordml/cid" xmlns:w16="http://schemas.microsoft.com/office/word/2018/wordml" xmlns:w16du="http://schemas.microsoft.com/office/word/2023/wordml/word16du" xmlns:w16sdtdh="http://schemas.microsoft.com/office/word/2020/wordml/sdtdatahash" xmlns:w16sdtfl="http://schemas.microsoft.com/office/word/2024/wordml/sdtformatlock" xmlns:w16se="http://schemas.microsoft.com/office/word/2015/wordml/symex" xmlns:wpg="http://schemas.microsoft.com/office/word/2010/wordprocessingGroup" xmlns:wpi="http://schemas.microsoft.com/office/word/2010/wordprocessingInk" xmlns:wne="http://schemas.microsoft.com/office/word/2006/wordml" xmlns:wps="http://schemas.microsoft.com/office/word/2010/wordprocessingShape" mc:Ignorable="w14 w15 w16se w16cid w16 w16cex w16sdtdh w16sdtfl w16du wp14">
   <w:abstractNum w:abstractNumId="0" w15:restartNumberingAfterBreak="0">
     <w:nsid w:val="0C0F5C94"/>
     <w:multiLevelType w:val="hybridMultilevel"/>
@@ -1959,7 +4064,7 @@
   <w:abstractNum w:abstractNumId="7" w15:restartNumberingAfterBreak="0">
     <w:nsid w:val="43A25EFE"/>
     <w:multiLevelType w:val="hybridMultilevel"/>
-    <w:tmpl w:val="ADB8FBC4"/>
+    <w:tmpl w:val="916C8A50"/>
     <w:lvl w:ilvl="0" w:tplc="40090001">
       <w:start w:val="1"/>
       <w:numFmt w:val="bullet"/>
@@ -3111,7 +5216,6 @@
   <w:style w:type="character" w:default="1" w:styleId="DefaultParagraphFont">
     <w:name w:val="Default Paragraph Font"/>
     <w:uiPriority w:val="1"/>
-    <w:semiHidden/>
     <w:unhideWhenUsed/>
   </w:style>
   <w:style w:type="table" w:default="1" w:styleId="TableNormal">
